--- a/.workbuddy/out/docblock-preview.docx
+++ b/.workbuddy/out/docblock-preview.docx
@@ -822,2506 +822,6 @@
         <w:spacing w:beforeLines="100" w:before="240" w:afterLines="100" w:after="240" w:line="420" w:lineRule="exact"/>
         <w:jc w:val="center"/>
         <w:rPr>
-          <w:rFonts w:ascii="黑体" w:eastAsia="黑体"/>
-          <w:sz w:val="32"/>
-          <w:szCs w:val="32"/>
-        </w:rPr>
-      </w:pPr>
-      <w:r>
-        <w:rPr>
-          <w:b/>
-          <w:sz w:val="30"/>
-        </w:rPr>
-        <w:br w:type="page"/>
-      </w:r>
-      <w:r>
-        <w:rPr>
-          <w:rFonts w:ascii="黑体" w:eastAsia="黑体" w:hint="eastAsia"/>
-          <w:sz w:val="32"/>
-          <w:szCs w:val="32"/>
-        </w:rPr>
-        <w:lastRenderedPageBreak/>
-        <w:t>文档修改记录</w:t>
-      </w:r>
-    </w:p>
-    <w:tbl>
-      <w:tblPr>
-        <w:tblW w:w="0" w:type="auto"/>
-        <w:tblInd w:w="108" w:type="dxa"/>
-        <w:tblBorders>
-          <w:top w:val="single" w:sz="12" w:space="0" w:color="000000"/>
-          <w:left w:val="single" w:sz="12" w:space="0" w:color="000000"/>
-          <w:bottom w:val="single" w:sz="12" w:space="0" w:color="000000"/>
-          <w:right w:val="single" w:sz="12" w:space="0" w:color="000000"/>
-          <w:insideH w:val="single" w:sz="6" w:space="0" w:color="000000"/>
-          <w:insideV w:val="single" w:sz="6" w:space="0" w:color="000000"/>
-        </w:tblBorders>
-        <w:tblLook w:val="04A0" w:firstRow="1" w:lastRow="0" w:firstColumn="1" w:lastColumn="0" w:noHBand="0" w:noVBand="1"/>
-      </w:tblPr>
-      <w:tblGrid>
-        <w:gridCol w:w="1322"/>
-        <w:gridCol w:w="1447"/>
-        <w:gridCol w:w="1421"/>
-        <w:gridCol w:w="1422"/>
-        <w:gridCol w:w="2755"/>
-      </w:tblGrid>
-      <w:tr>
-        <w:tc>
-          <w:tcPr>
-            <w:tcW w:w="1341" w:type="dxa"/>
-          </w:tcPr>
-          <w:p>
-            <w:pPr>
-              <w:autoSpaceDE w:val="0"/>
-              <w:autoSpaceDN w:val="0"/>
-              <w:spacing w:beforeLines="25" w:before="60" w:afterLines="25" w:after="60"/>
-              <w:jc w:val="center"/>
-              <w:rPr>
-                <w:rFonts w:ascii="宋体" w:cs="宋体"/>
-                <w:b/>
-                <w:szCs w:val="21"/>
-              </w:rPr>
-            </w:pPr>
-            <w:r>
-              <w:rPr>
-                <w:rFonts w:ascii="宋体" w:cs="宋体" w:hint="eastAsia"/>
-                <w:b/>
-                <w:szCs w:val="21"/>
-              </w:rPr>
-              <w:t>版本号</w:t>
-            </w:r>
-          </w:p>
-        </w:tc>
-        <w:tc>
-          <w:tcPr>
-            <w:tcW w:w="1470" w:type="dxa"/>
-          </w:tcPr>
-          <w:p>
-            <w:pPr>
-              <w:autoSpaceDE w:val="0"/>
-              <w:autoSpaceDN w:val="0"/>
-              <w:spacing w:beforeLines="25" w:before="60" w:afterLines="25" w:after="60"/>
-              <w:jc w:val="center"/>
-              <w:rPr>
-                <w:rFonts w:ascii="宋体" w:cs="宋体"/>
-                <w:b/>
-                <w:szCs w:val="21"/>
-              </w:rPr>
-            </w:pPr>
-            <w:r>
-              <w:rPr>
-                <w:rFonts w:ascii="宋体" w:cs="宋体" w:hint="eastAsia"/>
-                <w:b/>
-                <w:szCs w:val="21"/>
-              </w:rPr>
-              <w:t>日期</w:t>
-            </w:r>
-          </w:p>
-        </w:tc>
-        <w:tc>
-          <w:tcPr>
-            <w:tcW w:w="1443" w:type="dxa"/>
-          </w:tcPr>
-          <w:p>
-            <w:pPr>
-              <w:autoSpaceDE w:val="0"/>
-              <w:autoSpaceDN w:val="0"/>
-              <w:spacing w:beforeLines="25" w:before="60" w:afterLines="25" w:after="60"/>
-              <w:jc w:val="center"/>
-              <w:rPr>
-                <w:rFonts w:ascii="宋体" w:cs="宋体"/>
-                <w:b/>
-                <w:szCs w:val="21"/>
-              </w:rPr>
-            </w:pPr>
-            <w:r>
-              <w:rPr>
-                <w:rFonts w:ascii="宋体" w:cs="宋体" w:hint="eastAsia"/>
-                <w:b/>
-                <w:szCs w:val="21"/>
-              </w:rPr>
-              <w:t>修改章节</w:t>
-            </w:r>
-          </w:p>
-        </w:tc>
-        <w:tc>
-          <w:tcPr>
-            <w:tcW w:w="1444" w:type="dxa"/>
-          </w:tcPr>
-          <w:p>
-            <w:pPr>
-              <w:autoSpaceDE w:val="0"/>
-              <w:autoSpaceDN w:val="0"/>
-              <w:spacing w:beforeLines="25" w:before="60" w:afterLines="25" w:after="60"/>
-              <w:jc w:val="center"/>
-              <w:rPr>
-                <w:rFonts w:ascii="宋体" w:cs="宋体"/>
-                <w:b/>
-                <w:szCs w:val="21"/>
-              </w:rPr>
-            </w:pPr>
-            <w:r>
-              <w:rPr>
-                <w:rFonts w:ascii="宋体" w:cs="宋体" w:hint="eastAsia"/>
-                <w:b/>
-                <w:szCs w:val="21"/>
-              </w:rPr>
-              <w:t>修改页</w:t>
-            </w:r>
-          </w:p>
-        </w:tc>
-        <w:tc>
-          <w:tcPr>
-            <w:tcW w:w="2807" w:type="dxa"/>
-          </w:tcPr>
-          <w:p>
-            <w:pPr>
-              <w:autoSpaceDE w:val="0"/>
-              <w:autoSpaceDN w:val="0"/>
-              <w:spacing w:beforeLines="25" w:before="60" w:afterLines="25" w:after="60"/>
-              <w:jc w:val="center"/>
-              <w:rPr>
-                <w:rFonts w:ascii="宋体" w:cs="宋体"/>
-                <w:b/>
-                <w:szCs w:val="21"/>
-              </w:rPr>
-            </w:pPr>
-            <w:r>
-              <w:rPr>
-                <w:rFonts w:ascii="宋体" w:cs="宋体" w:hint="eastAsia"/>
-                <w:b/>
-                <w:szCs w:val="21"/>
-              </w:rPr>
-              <w:t>备注</w:t>
-            </w:r>
-          </w:p>
-        </w:tc>
-      </w:tr>
-      <w:tr>
-        <w:trPr>
-          <w:trHeight w:val="321"/>
-        </w:trPr>
-        <w:tc>
-          <w:tcPr>
-            <w:tcW w:w="1341" w:type="dxa"/>
-            <w:tcBorders>
-              <w:bottom w:val="single" w:sz="4" w:space="0" w:color="auto"/>
-            </w:tcBorders>
-          </w:tcPr>
-          <w:p>
-            <w:pPr>
-              <w:spacing w:beforeLines="25" w:before="60" w:afterLines="25" w:after="60"/>
-              <w:jc w:val="center"/>
-              <w:rPr>
-                <w:szCs w:val="21"/>
-              </w:rPr>
-            </w:pPr>
-          </w:p>
-        </w:tc>
-        <w:tc>
-          <w:tcPr>
-            <w:tcW w:w="1470" w:type="dxa"/>
-            <w:tcBorders>
-              <w:bottom w:val="single" w:sz="4" w:space="0" w:color="auto"/>
-            </w:tcBorders>
-          </w:tcPr>
-          <w:p>
-            <w:pPr>
-              <w:spacing w:beforeLines="25" w:before="60" w:afterLines="25" w:after="60"/>
-              <w:jc w:val="center"/>
-              <w:rPr>
-                <w:szCs w:val="21"/>
-              </w:rPr>
-            </w:pPr>
-          </w:p>
-        </w:tc>
-        <w:tc>
-          <w:tcPr>
-            <w:tcW w:w="1443" w:type="dxa"/>
-            <w:tcBorders>
-              <w:bottom w:val="single" w:sz="4" w:space="0" w:color="auto"/>
-            </w:tcBorders>
-          </w:tcPr>
-          <w:p>
-            <w:pPr>
-              <w:spacing w:beforeLines="25" w:before="60" w:afterLines="25" w:after="60"/>
-              <w:jc w:val="center"/>
-              <w:rPr>
-                <w:szCs w:val="21"/>
-              </w:rPr>
-            </w:pPr>
-          </w:p>
-        </w:tc>
-        <w:tc>
-          <w:tcPr>
-            <w:tcW w:w="1444" w:type="dxa"/>
-            <w:tcBorders>
-              <w:bottom w:val="single" w:sz="4" w:space="0" w:color="auto"/>
-            </w:tcBorders>
-          </w:tcPr>
-          <w:p>
-            <w:pPr>
-              <w:spacing w:beforeLines="25" w:before="60" w:afterLines="25" w:after="60"/>
-              <w:jc w:val="center"/>
-              <w:rPr>
-                <w:szCs w:val="21"/>
-              </w:rPr>
-            </w:pPr>
-          </w:p>
-        </w:tc>
-        <w:tc>
-          <w:tcPr>
-            <w:tcW w:w="2807" w:type="dxa"/>
-            <w:tcBorders>
-              <w:bottom w:val="single" w:sz="4" w:space="0" w:color="auto"/>
-            </w:tcBorders>
-          </w:tcPr>
-          <w:p>
-            <w:pPr>
-              <w:spacing w:beforeLines="25" w:before="60" w:afterLines="25" w:after="60"/>
-              <w:rPr>
-                <w:szCs w:val="21"/>
-              </w:rPr>
-            </w:pPr>
-          </w:p>
-        </w:tc>
-      </w:tr>
-      <w:tr>
-        <w:trPr>
-          <w:trHeight w:val="321"/>
-        </w:trPr>
-        <w:tc>
-          <w:tcPr>
-            <w:tcW w:w="1341" w:type="dxa"/>
-            <w:tcBorders>
-              <w:bottom w:val="single" w:sz="4" w:space="0" w:color="auto"/>
-            </w:tcBorders>
-          </w:tcPr>
-          <w:p>
-            <w:pPr>
-              <w:spacing w:beforeLines="25" w:before="60" w:afterLines="25" w:after="60"/>
-              <w:jc w:val="center"/>
-              <w:rPr>
-                <w:szCs w:val="21"/>
-              </w:rPr>
-            </w:pPr>
-          </w:p>
-        </w:tc>
-        <w:tc>
-          <w:tcPr>
-            <w:tcW w:w="1470" w:type="dxa"/>
-            <w:tcBorders>
-              <w:bottom w:val="single" w:sz="4" w:space="0" w:color="auto"/>
-            </w:tcBorders>
-          </w:tcPr>
-          <w:p>
-            <w:pPr>
-              <w:spacing w:beforeLines="25" w:before="60" w:afterLines="25" w:after="60"/>
-              <w:jc w:val="center"/>
-              <w:rPr>
-                <w:szCs w:val="21"/>
-              </w:rPr>
-            </w:pPr>
-          </w:p>
-        </w:tc>
-        <w:tc>
-          <w:tcPr>
-            <w:tcW w:w="1443" w:type="dxa"/>
-            <w:tcBorders>
-              <w:bottom w:val="single" w:sz="4" w:space="0" w:color="auto"/>
-            </w:tcBorders>
-          </w:tcPr>
-          <w:p>
-            <w:pPr>
-              <w:spacing w:beforeLines="25" w:before="60" w:afterLines="25" w:after="60"/>
-              <w:jc w:val="center"/>
-              <w:rPr>
-                <w:szCs w:val="21"/>
-              </w:rPr>
-            </w:pPr>
-          </w:p>
-        </w:tc>
-        <w:tc>
-          <w:tcPr>
-            <w:tcW w:w="1444" w:type="dxa"/>
-            <w:tcBorders>
-              <w:bottom w:val="single" w:sz="4" w:space="0" w:color="auto"/>
-            </w:tcBorders>
-          </w:tcPr>
-          <w:p>
-            <w:pPr>
-              <w:spacing w:beforeLines="25" w:before="60" w:afterLines="25" w:after="60"/>
-              <w:jc w:val="center"/>
-              <w:rPr>
-                <w:szCs w:val="21"/>
-              </w:rPr>
-            </w:pPr>
-          </w:p>
-        </w:tc>
-        <w:tc>
-          <w:tcPr>
-            <w:tcW w:w="2807" w:type="dxa"/>
-            <w:tcBorders>
-              <w:bottom w:val="single" w:sz="4" w:space="0" w:color="auto"/>
-            </w:tcBorders>
-          </w:tcPr>
-          <w:p>
-            <w:pPr>
-              <w:spacing w:beforeLines="25" w:before="60" w:afterLines="25" w:after="60"/>
-              <w:rPr>
-                <w:szCs w:val="21"/>
-              </w:rPr>
-            </w:pPr>
-          </w:p>
-        </w:tc>
-      </w:tr>
-      <w:tr>
-        <w:trPr>
-          <w:trHeight w:val="321"/>
-        </w:trPr>
-        <w:tc>
-          <w:tcPr>
-            <w:tcW w:w="1341" w:type="dxa"/>
-            <w:tcBorders>
-              <w:bottom w:val="single" w:sz="4" w:space="0" w:color="auto"/>
-            </w:tcBorders>
-          </w:tcPr>
-          <w:p>
-            <w:pPr>
-              <w:spacing w:beforeLines="25" w:before="60" w:afterLines="25" w:after="60"/>
-              <w:jc w:val="center"/>
-              <w:rPr>
-                <w:szCs w:val="21"/>
-              </w:rPr>
-            </w:pPr>
-          </w:p>
-        </w:tc>
-        <w:tc>
-          <w:tcPr>
-            <w:tcW w:w="1470" w:type="dxa"/>
-            <w:tcBorders>
-              <w:bottom w:val="single" w:sz="4" w:space="0" w:color="auto"/>
-            </w:tcBorders>
-          </w:tcPr>
-          <w:p>
-            <w:pPr>
-              <w:spacing w:beforeLines="25" w:before="60" w:afterLines="25" w:after="60"/>
-              <w:jc w:val="center"/>
-              <w:rPr>
-                <w:szCs w:val="21"/>
-              </w:rPr>
-            </w:pPr>
-          </w:p>
-        </w:tc>
-        <w:tc>
-          <w:tcPr>
-            <w:tcW w:w="1443" w:type="dxa"/>
-            <w:tcBorders>
-              <w:bottom w:val="single" w:sz="4" w:space="0" w:color="auto"/>
-            </w:tcBorders>
-          </w:tcPr>
-          <w:p>
-            <w:pPr>
-              <w:spacing w:beforeLines="25" w:before="60" w:afterLines="25" w:after="60"/>
-              <w:jc w:val="center"/>
-              <w:rPr>
-                <w:szCs w:val="21"/>
-              </w:rPr>
-            </w:pPr>
-          </w:p>
-        </w:tc>
-        <w:tc>
-          <w:tcPr>
-            <w:tcW w:w="1444" w:type="dxa"/>
-            <w:tcBorders>
-              <w:bottom w:val="single" w:sz="4" w:space="0" w:color="auto"/>
-            </w:tcBorders>
-          </w:tcPr>
-          <w:p>
-            <w:pPr>
-              <w:spacing w:beforeLines="25" w:before="60" w:afterLines="25" w:after="60"/>
-              <w:jc w:val="center"/>
-              <w:rPr>
-                <w:szCs w:val="21"/>
-              </w:rPr>
-            </w:pPr>
-          </w:p>
-        </w:tc>
-        <w:tc>
-          <w:tcPr>
-            <w:tcW w:w="2807" w:type="dxa"/>
-            <w:tcBorders>
-              <w:bottom w:val="single" w:sz="4" w:space="0" w:color="auto"/>
-            </w:tcBorders>
-          </w:tcPr>
-          <w:p>
-            <w:pPr>
-              <w:spacing w:beforeLines="25" w:before="60" w:afterLines="25" w:after="60"/>
-              <w:rPr>
-                <w:szCs w:val="21"/>
-              </w:rPr>
-            </w:pPr>
-          </w:p>
-        </w:tc>
-      </w:tr>
-      <w:tr>
-        <w:trPr>
-          <w:trHeight w:val="321"/>
-        </w:trPr>
-        <w:tc>
-          <w:tcPr>
-            <w:tcW w:w="1341" w:type="dxa"/>
-            <w:tcBorders>
-              <w:bottom w:val="single" w:sz="4" w:space="0" w:color="auto"/>
-            </w:tcBorders>
-          </w:tcPr>
-          <w:p>
-            <w:pPr>
-              <w:spacing w:beforeLines="25" w:before="60" w:afterLines="25" w:after="60"/>
-              <w:jc w:val="center"/>
-              <w:rPr>
-                <w:szCs w:val="21"/>
-              </w:rPr>
-            </w:pPr>
-          </w:p>
-        </w:tc>
-        <w:tc>
-          <w:tcPr>
-            <w:tcW w:w="1470" w:type="dxa"/>
-            <w:tcBorders>
-              <w:bottom w:val="single" w:sz="4" w:space="0" w:color="auto"/>
-            </w:tcBorders>
-          </w:tcPr>
-          <w:p>
-            <w:pPr>
-              <w:spacing w:beforeLines="25" w:before="60" w:afterLines="25" w:after="60"/>
-              <w:jc w:val="center"/>
-              <w:rPr>
-                <w:szCs w:val="21"/>
-              </w:rPr>
-            </w:pPr>
-          </w:p>
-        </w:tc>
-        <w:tc>
-          <w:tcPr>
-            <w:tcW w:w="1443" w:type="dxa"/>
-            <w:tcBorders>
-              <w:bottom w:val="single" w:sz="4" w:space="0" w:color="auto"/>
-            </w:tcBorders>
-          </w:tcPr>
-          <w:p>
-            <w:pPr>
-              <w:spacing w:beforeLines="25" w:before="60" w:afterLines="25" w:after="60"/>
-              <w:jc w:val="center"/>
-              <w:rPr>
-                <w:szCs w:val="21"/>
-              </w:rPr>
-            </w:pPr>
-          </w:p>
-        </w:tc>
-        <w:tc>
-          <w:tcPr>
-            <w:tcW w:w="1444" w:type="dxa"/>
-            <w:tcBorders>
-              <w:bottom w:val="single" w:sz="4" w:space="0" w:color="auto"/>
-            </w:tcBorders>
-          </w:tcPr>
-          <w:p>
-            <w:pPr>
-              <w:spacing w:beforeLines="25" w:before="60" w:afterLines="25" w:after="60"/>
-              <w:jc w:val="center"/>
-              <w:rPr>
-                <w:szCs w:val="21"/>
-              </w:rPr>
-            </w:pPr>
-          </w:p>
-        </w:tc>
-        <w:tc>
-          <w:tcPr>
-            <w:tcW w:w="2807" w:type="dxa"/>
-            <w:tcBorders>
-              <w:bottom w:val="single" w:sz="4" w:space="0" w:color="auto"/>
-            </w:tcBorders>
-          </w:tcPr>
-          <w:p>
-            <w:pPr>
-              <w:spacing w:beforeLines="25" w:before="60" w:afterLines="25" w:after="60"/>
-              <w:rPr>
-                <w:szCs w:val="21"/>
-              </w:rPr>
-            </w:pPr>
-          </w:p>
-        </w:tc>
-      </w:tr>
-      <w:tr>
-        <w:trPr>
-          <w:trHeight w:val="321"/>
-        </w:trPr>
-        <w:tc>
-          <w:tcPr>
-            <w:tcW w:w="1341" w:type="dxa"/>
-            <w:tcBorders>
-              <w:bottom w:val="single" w:sz="4" w:space="0" w:color="auto"/>
-            </w:tcBorders>
-          </w:tcPr>
-          <w:p>
-            <w:pPr>
-              <w:spacing w:beforeLines="25" w:before="60" w:afterLines="25" w:after="60"/>
-              <w:jc w:val="center"/>
-              <w:rPr>
-                <w:szCs w:val="21"/>
-              </w:rPr>
-            </w:pPr>
-          </w:p>
-        </w:tc>
-        <w:tc>
-          <w:tcPr>
-            <w:tcW w:w="1470" w:type="dxa"/>
-            <w:tcBorders>
-              <w:bottom w:val="single" w:sz="4" w:space="0" w:color="auto"/>
-            </w:tcBorders>
-          </w:tcPr>
-          <w:p>
-            <w:pPr>
-              <w:spacing w:beforeLines="25" w:before="60" w:afterLines="25" w:after="60"/>
-              <w:jc w:val="center"/>
-              <w:rPr>
-                <w:szCs w:val="21"/>
-              </w:rPr>
-            </w:pPr>
-          </w:p>
-        </w:tc>
-        <w:tc>
-          <w:tcPr>
-            <w:tcW w:w="1443" w:type="dxa"/>
-            <w:tcBorders>
-              <w:bottom w:val="single" w:sz="4" w:space="0" w:color="auto"/>
-            </w:tcBorders>
-          </w:tcPr>
-          <w:p>
-            <w:pPr>
-              <w:spacing w:beforeLines="25" w:before="60" w:afterLines="25" w:after="60"/>
-              <w:jc w:val="center"/>
-              <w:rPr>
-                <w:szCs w:val="21"/>
-              </w:rPr>
-            </w:pPr>
-          </w:p>
-        </w:tc>
-        <w:tc>
-          <w:tcPr>
-            <w:tcW w:w="1444" w:type="dxa"/>
-            <w:tcBorders>
-              <w:bottom w:val="single" w:sz="4" w:space="0" w:color="auto"/>
-            </w:tcBorders>
-          </w:tcPr>
-          <w:p>
-            <w:pPr>
-              <w:spacing w:beforeLines="25" w:before="60" w:afterLines="25" w:after="60"/>
-              <w:jc w:val="center"/>
-              <w:rPr>
-                <w:szCs w:val="21"/>
-              </w:rPr>
-            </w:pPr>
-          </w:p>
-        </w:tc>
-        <w:tc>
-          <w:tcPr>
-            <w:tcW w:w="2807" w:type="dxa"/>
-            <w:tcBorders>
-              <w:bottom w:val="single" w:sz="4" w:space="0" w:color="auto"/>
-            </w:tcBorders>
-          </w:tcPr>
-          <w:p>
-            <w:pPr>
-              <w:spacing w:beforeLines="25" w:before="60" w:afterLines="25" w:after="60"/>
-              <w:rPr>
-                <w:szCs w:val="21"/>
-              </w:rPr>
-            </w:pPr>
-          </w:p>
-        </w:tc>
-      </w:tr>
-      <w:tr>
-        <w:trPr>
-          <w:trHeight w:val="321"/>
-        </w:trPr>
-        <w:tc>
-          <w:tcPr>
-            <w:tcW w:w="1341" w:type="dxa"/>
-            <w:tcBorders>
-              <w:bottom w:val="single" w:sz="4" w:space="0" w:color="auto"/>
-            </w:tcBorders>
-          </w:tcPr>
-          <w:p>
-            <w:pPr>
-              <w:spacing w:beforeLines="25" w:before="60" w:afterLines="25" w:after="60"/>
-              <w:jc w:val="center"/>
-              <w:rPr>
-                <w:szCs w:val="21"/>
-              </w:rPr>
-            </w:pPr>
-          </w:p>
-        </w:tc>
-        <w:tc>
-          <w:tcPr>
-            <w:tcW w:w="1470" w:type="dxa"/>
-            <w:tcBorders>
-              <w:bottom w:val="single" w:sz="4" w:space="0" w:color="auto"/>
-            </w:tcBorders>
-          </w:tcPr>
-          <w:p>
-            <w:pPr>
-              <w:spacing w:beforeLines="25" w:before="60" w:afterLines="25" w:after="60"/>
-              <w:jc w:val="center"/>
-              <w:rPr>
-                <w:szCs w:val="21"/>
-              </w:rPr>
-            </w:pPr>
-          </w:p>
-        </w:tc>
-        <w:tc>
-          <w:tcPr>
-            <w:tcW w:w="1443" w:type="dxa"/>
-            <w:tcBorders>
-              <w:bottom w:val="single" w:sz="4" w:space="0" w:color="auto"/>
-            </w:tcBorders>
-          </w:tcPr>
-          <w:p>
-            <w:pPr>
-              <w:spacing w:beforeLines="25" w:before="60" w:afterLines="25" w:after="60"/>
-              <w:jc w:val="center"/>
-              <w:rPr>
-                <w:szCs w:val="21"/>
-              </w:rPr>
-            </w:pPr>
-          </w:p>
-        </w:tc>
-        <w:tc>
-          <w:tcPr>
-            <w:tcW w:w="1444" w:type="dxa"/>
-            <w:tcBorders>
-              <w:bottom w:val="single" w:sz="4" w:space="0" w:color="auto"/>
-            </w:tcBorders>
-          </w:tcPr>
-          <w:p>
-            <w:pPr>
-              <w:spacing w:beforeLines="25" w:before="60" w:afterLines="25" w:after="60"/>
-              <w:jc w:val="center"/>
-              <w:rPr>
-                <w:szCs w:val="21"/>
-              </w:rPr>
-            </w:pPr>
-          </w:p>
-        </w:tc>
-        <w:tc>
-          <w:tcPr>
-            <w:tcW w:w="2807" w:type="dxa"/>
-            <w:tcBorders>
-              <w:bottom w:val="single" w:sz="4" w:space="0" w:color="auto"/>
-            </w:tcBorders>
-          </w:tcPr>
-          <w:p>
-            <w:pPr>
-              <w:spacing w:beforeLines="25" w:before="60" w:afterLines="25" w:after="60"/>
-              <w:rPr>
-                <w:szCs w:val="21"/>
-              </w:rPr>
-            </w:pPr>
-          </w:p>
-        </w:tc>
-      </w:tr>
-      <w:tr>
-        <w:trPr>
-          <w:trHeight w:val="321"/>
-        </w:trPr>
-        <w:tc>
-          <w:tcPr>
-            <w:tcW w:w="1341" w:type="dxa"/>
-            <w:tcBorders>
-              <w:bottom w:val="single" w:sz="4" w:space="0" w:color="auto"/>
-            </w:tcBorders>
-          </w:tcPr>
-          <w:p>
-            <w:pPr>
-              <w:spacing w:beforeLines="25" w:before="60" w:afterLines="25" w:after="60"/>
-              <w:jc w:val="center"/>
-              <w:rPr>
-                <w:szCs w:val="21"/>
-              </w:rPr>
-            </w:pPr>
-          </w:p>
-        </w:tc>
-        <w:tc>
-          <w:tcPr>
-            <w:tcW w:w="1470" w:type="dxa"/>
-            <w:tcBorders>
-              <w:bottom w:val="single" w:sz="4" w:space="0" w:color="auto"/>
-            </w:tcBorders>
-          </w:tcPr>
-          <w:p>
-            <w:pPr>
-              <w:spacing w:beforeLines="25" w:before="60" w:afterLines="25" w:after="60"/>
-              <w:jc w:val="center"/>
-              <w:rPr>
-                <w:szCs w:val="21"/>
-              </w:rPr>
-            </w:pPr>
-          </w:p>
-        </w:tc>
-        <w:tc>
-          <w:tcPr>
-            <w:tcW w:w="1443" w:type="dxa"/>
-            <w:tcBorders>
-              <w:bottom w:val="single" w:sz="4" w:space="0" w:color="auto"/>
-            </w:tcBorders>
-          </w:tcPr>
-          <w:p>
-            <w:pPr>
-              <w:spacing w:beforeLines="25" w:before="60" w:afterLines="25" w:after="60"/>
-              <w:jc w:val="center"/>
-              <w:rPr>
-                <w:szCs w:val="21"/>
-              </w:rPr>
-            </w:pPr>
-          </w:p>
-        </w:tc>
-        <w:tc>
-          <w:tcPr>
-            <w:tcW w:w="1444" w:type="dxa"/>
-            <w:tcBorders>
-              <w:bottom w:val="single" w:sz="4" w:space="0" w:color="auto"/>
-            </w:tcBorders>
-          </w:tcPr>
-          <w:p>
-            <w:pPr>
-              <w:spacing w:beforeLines="25" w:before="60" w:afterLines="25" w:after="60"/>
-              <w:jc w:val="center"/>
-              <w:rPr>
-                <w:szCs w:val="21"/>
-              </w:rPr>
-            </w:pPr>
-          </w:p>
-        </w:tc>
-        <w:tc>
-          <w:tcPr>
-            <w:tcW w:w="2807" w:type="dxa"/>
-            <w:tcBorders>
-              <w:bottom w:val="single" w:sz="4" w:space="0" w:color="auto"/>
-            </w:tcBorders>
-          </w:tcPr>
-          <w:p>
-            <w:pPr>
-              <w:spacing w:beforeLines="25" w:before="60" w:afterLines="25" w:after="60"/>
-              <w:rPr>
-                <w:szCs w:val="21"/>
-              </w:rPr>
-            </w:pPr>
-          </w:p>
-        </w:tc>
-      </w:tr>
-      <w:tr>
-        <w:trPr>
-          <w:trHeight w:val="321"/>
-        </w:trPr>
-        <w:tc>
-          <w:tcPr>
-            <w:tcW w:w="1341" w:type="dxa"/>
-            <w:tcBorders>
-              <w:bottom w:val="single" w:sz="4" w:space="0" w:color="auto"/>
-            </w:tcBorders>
-          </w:tcPr>
-          <w:p>
-            <w:pPr>
-              <w:spacing w:beforeLines="25" w:before="60" w:afterLines="25" w:after="60"/>
-              <w:jc w:val="center"/>
-              <w:rPr>
-                <w:szCs w:val="21"/>
-              </w:rPr>
-            </w:pPr>
-          </w:p>
-        </w:tc>
-        <w:tc>
-          <w:tcPr>
-            <w:tcW w:w="1470" w:type="dxa"/>
-            <w:tcBorders>
-              <w:bottom w:val="single" w:sz="4" w:space="0" w:color="auto"/>
-            </w:tcBorders>
-          </w:tcPr>
-          <w:p>
-            <w:pPr>
-              <w:spacing w:beforeLines="25" w:before="60" w:afterLines="25" w:after="60"/>
-              <w:jc w:val="center"/>
-              <w:rPr>
-                <w:szCs w:val="21"/>
-              </w:rPr>
-            </w:pPr>
-          </w:p>
-        </w:tc>
-        <w:tc>
-          <w:tcPr>
-            <w:tcW w:w="1443" w:type="dxa"/>
-            <w:tcBorders>
-              <w:bottom w:val="single" w:sz="4" w:space="0" w:color="auto"/>
-            </w:tcBorders>
-          </w:tcPr>
-          <w:p>
-            <w:pPr>
-              <w:spacing w:beforeLines="25" w:before="60" w:afterLines="25" w:after="60"/>
-              <w:jc w:val="center"/>
-              <w:rPr>
-                <w:szCs w:val="21"/>
-              </w:rPr>
-            </w:pPr>
-          </w:p>
-        </w:tc>
-        <w:tc>
-          <w:tcPr>
-            <w:tcW w:w="1444" w:type="dxa"/>
-            <w:tcBorders>
-              <w:bottom w:val="single" w:sz="4" w:space="0" w:color="auto"/>
-            </w:tcBorders>
-          </w:tcPr>
-          <w:p>
-            <w:pPr>
-              <w:spacing w:beforeLines="25" w:before="60" w:afterLines="25" w:after="60"/>
-              <w:jc w:val="center"/>
-              <w:rPr>
-                <w:szCs w:val="21"/>
-              </w:rPr>
-            </w:pPr>
-          </w:p>
-        </w:tc>
-        <w:tc>
-          <w:tcPr>
-            <w:tcW w:w="2807" w:type="dxa"/>
-            <w:tcBorders>
-              <w:bottom w:val="single" w:sz="4" w:space="0" w:color="auto"/>
-            </w:tcBorders>
-          </w:tcPr>
-          <w:p>
-            <w:pPr>
-              <w:spacing w:beforeLines="25" w:before="60" w:afterLines="25" w:after="60"/>
-              <w:rPr>
-                <w:szCs w:val="21"/>
-              </w:rPr>
-            </w:pPr>
-          </w:p>
-        </w:tc>
-      </w:tr>
-      <w:tr>
-        <w:trPr>
-          <w:trHeight w:val="321"/>
-        </w:trPr>
-        <w:tc>
-          <w:tcPr>
-            <w:tcW w:w="1341" w:type="dxa"/>
-            <w:tcBorders>
-              <w:bottom w:val="single" w:sz="4" w:space="0" w:color="auto"/>
-            </w:tcBorders>
-          </w:tcPr>
-          <w:p>
-            <w:pPr>
-              <w:spacing w:beforeLines="25" w:before="60" w:afterLines="25" w:after="60"/>
-              <w:jc w:val="center"/>
-              <w:rPr>
-                <w:szCs w:val="21"/>
-              </w:rPr>
-            </w:pPr>
-          </w:p>
-        </w:tc>
-        <w:tc>
-          <w:tcPr>
-            <w:tcW w:w="1470" w:type="dxa"/>
-            <w:tcBorders>
-              <w:bottom w:val="single" w:sz="4" w:space="0" w:color="auto"/>
-            </w:tcBorders>
-          </w:tcPr>
-          <w:p>
-            <w:pPr>
-              <w:spacing w:beforeLines="25" w:before="60" w:afterLines="25" w:after="60"/>
-              <w:jc w:val="center"/>
-              <w:rPr>
-                <w:szCs w:val="21"/>
-              </w:rPr>
-            </w:pPr>
-          </w:p>
-        </w:tc>
-        <w:tc>
-          <w:tcPr>
-            <w:tcW w:w="1443" w:type="dxa"/>
-            <w:tcBorders>
-              <w:bottom w:val="single" w:sz="4" w:space="0" w:color="auto"/>
-            </w:tcBorders>
-          </w:tcPr>
-          <w:p>
-            <w:pPr>
-              <w:spacing w:beforeLines="25" w:before="60" w:afterLines="25" w:after="60"/>
-              <w:jc w:val="center"/>
-              <w:rPr>
-                <w:szCs w:val="21"/>
-              </w:rPr>
-            </w:pPr>
-          </w:p>
-        </w:tc>
-        <w:tc>
-          <w:tcPr>
-            <w:tcW w:w="1444" w:type="dxa"/>
-            <w:tcBorders>
-              <w:bottom w:val="single" w:sz="4" w:space="0" w:color="auto"/>
-            </w:tcBorders>
-          </w:tcPr>
-          <w:p>
-            <w:pPr>
-              <w:spacing w:beforeLines="25" w:before="60" w:afterLines="25" w:after="60"/>
-              <w:jc w:val="center"/>
-              <w:rPr>
-                <w:szCs w:val="21"/>
-              </w:rPr>
-            </w:pPr>
-          </w:p>
-        </w:tc>
-        <w:tc>
-          <w:tcPr>
-            <w:tcW w:w="2807" w:type="dxa"/>
-            <w:tcBorders>
-              <w:bottom w:val="single" w:sz="4" w:space="0" w:color="auto"/>
-            </w:tcBorders>
-          </w:tcPr>
-          <w:p>
-            <w:pPr>
-              <w:spacing w:beforeLines="25" w:before="60" w:afterLines="25" w:after="60"/>
-              <w:rPr>
-                <w:szCs w:val="21"/>
-              </w:rPr>
-            </w:pPr>
-          </w:p>
-        </w:tc>
-      </w:tr>
-      <w:tr>
-        <w:trPr>
-          <w:trHeight w:val="321"/>
-        </w:trPr>
-        <w:tc>
-          <w:tcPr>
-            <w:tcW w:w="1341" w:type="dxa"/>
-            <w:tcBorders>
-              <w:bottom w:val="single" w:sz="4" w:space="0" w:color="auto"/>
-            </w:tcBorders>
-          </w:tcPr>
-          <w:p>
-            <w:pPr>
-              <w:spacing w:beforeLines="25" w:before="60" w:afterLines="25" w:after="60"/>
-              <w:jc w:val="center"/>
-              <w:rPr>
-                <w:szCs w:val="21"/>
-              </w:rPr>
-            </w:pPr>
-          </w:p>
-        </w:tc>
-        <w:tc>
-          <w:tcPr>
-            <w:tcW w:w="1470" w:type="dxa"/>
-            <w:tcBorders>
-              <w:bottom w:val="single" w:sz="4" w:space="0" w:color="auto"/>
-            </w:tcBorders>
-          </w:tcPr>
-          <w:p>
-            <w:pPr>
-              <w:spacing w:beforeLines="25" w:before="60" w:afterLines="25" w:after="60"/>
-              <w:jc w:val="center"/>
-              <w:rPr>
-                <w:szCs w:val="21"/>
-              </w:rPr>
-            </w:pPr>
-          </w:p>
-        </w:tc>
-        <w:tc>
-          <w:tcPr>
-            <w:tcW w:w="1443" w:type="dxa"/>
-            <w:tcBorders>
-              <w:bottom w:val="single" w:sz="4" w:space="0" w:color="auto"/>
-            </w:tcBorders>
-          </w:tcPr>
-          <w:p>
-            <w:pPr>
-              <w:spacing w:beforeLines="25" w:before="60" w:afterLines="25" w:after="60"/>
-              <w:jc w:val="center"/>
-              <w:rPr>
-                <w:szCs w:val="21"/>
-              </w:rPr>
-            </w:pPr>
-          </w:p>
-        </w:tc>
-        <w:tc>
-          <w:tcPr>
-            <w:tcW w:w="1444" w:type="dxa"/>
-            <w:tcBorders>
-              <w:bottom w:val="single" w:sz="4" w:space="0" w:color="auto"/>
-            </w:tcBorders>
-          </w:tcPr>
-          <w:p>
-            <w:pPr>
-              <w:spacing w:beforeLines="25" w:before="60" w:afterLines="25" w:after="60"/>
-              <w:jc w:val="center"/>
-              <w:rPr>
-                <w:szCs w:val="21"/>
-              </w:rPr>
-            </w:pPr>
-          </w:p>
-        </w:tc>
-        <w:tc>
-          <w:tcPr>
-            <w:tcW w:w="2807" w:type="dxa"/>
-            <w:tcBorders>
-              <w:bottom w:val="single" w:sz="4" w:space="0" w:color="auto"/>
-            </w:tcBorders>
-          </w:tcPr>
-          <w:p>
-            <w:pPr>
-              <w:spacing w:beforeLines="25" w:before="60" w:afterLines="25" w:after="60"/>
-              <w:rPr>
-                <w:szCs w:val="21"/>
-              </w:rPr>
-            </w:pPr>
-          </w:p>
-        </w:tc>
-      </w:tr>
-      <w:tr>
-        <w:trPr>
-          <w:trHeight w:val="321"/>
-        </w:trPr>
-        <w:tc>
-          <w:tcPr>
-            <w:tcW w:w="1341" w:type="dxa"/>
-            <w:tcBorders>
-              <w:bottom w:val="single" w:sz="4" w:space="0" w:color="auto"/>
-            </w:tcBorders>
-          </w:tcPr>
-          <w:p>
-            <w:pPr>
-              <w:spacing w:beforeLines="25" w:before="60" w:afterLines="25" w:after="60"/>
-              <w:jc w:val="center"/>
-              <w:rPr>
-                <w:szCs w:val="21"/>
-              </w:rPr>
-            </w:pPr>
-          </w:p>
-        </w:tc>
-        <w:tc>
-          <w:tcPr>
-            <w:tcW w:w="1470" w:type="dxa"/>
-            <w:tcBorders>
-              <w:bottom w:val="single" w:sz="4" w:space="0" w:color="auto"/>
-            </w:tcBorders>
-          </w:tcPr>
-          <w:p>
-            <w:pPr>
-              <w:spacing w:beforeLines="25" w:before="60" w:afterLines="25" w:after="60"/>
-              <w:jc w:val="center"/>
-              <w:rPr>
-                <w:szCs w:val="21"/>
-              </w:rPr>
-            </w:pPr>
-          </w:p>
-        </w:tc>
-        <w:tc>
-          <w:tcPr>
-            <w:tcW w:w="1443" w:type="dxa"/>
-            <w:tcBorders>
-              <w:bottom w:val="single" w:sz="4" w:space="0" w:color="auto"/>
-            </w:tcBorders>
-          </w:tcPr>
-          <w:p>
-            <w:pPr>
-              <w:spacing w:beforeLines="25" w:before="60" w:afterLines="25" w:after="60"/>
-              <w:jc w:val="center"/>
-              <w:rPr>
-                <w:szCs w:val="21"/>
-              </w:rPr>
-            </w:pPr>
-          </w:p>
-        </w:tc>
-        <w:tc>
-          <w:tcPr>
-            <w:tcW w:w="1444" w:type="dxa"/>
-            <w:tcBorders>
-              <w:bottom w:val="single" w:sz="4" w:space="0" w:color="auto"/>
-            </w:tcBorders>
-          </w:tcPr>
-          <w:p>
-            <w:pPr>
-              <w:spacing w:beforeLines="25" w:before="60" w:afterLines="25" w:after="60"/>
-              <w:jc w:val="center"/>
-              <w:rPr>
-                <w:szCs w:val="21"/>
-              </w:rPr>
-            </w:pPr>
-          </w:p>
-        </w:tc>
-        <w:tc>
-          <w:tcPr>
-            <w:tcW w:w="2807" w:type="dxa"/>
-            <w:tcBorders>
-              <w:bottom w:val="single" w:sz="4" w:space="0" w:color="auto"/>
-            </w:tcBorders>
-          </w:tcPr>
-          <w:p>
-            <w:pPr>
-              <w:spacing w:beforeLines="25" w:before="60" w:afterLines="25" w:after="60"/>
-              <w:rPr>
-                <w:szCs w:val="21"/>
-              </w:rPr>
-            </w:pPr>
-          </w:p>
-        </w:tc>
-      </w:tr>
-      <w:tr>
-        <w:trPr>
-          <w:trHeight w:val="321"/>
-        </w:trPr>
-        <w:tc>
-          <w:tcPr>
-            <w:tcW w:w="1341" w:type="dxa"/>
-            <w:tcBorders>
-              <w:bottom w:val="single" w:sz="4" w:space="0" w:color="auto"/>
-            </w:tcBorders>
-          </w:tcPr>
-          <w:p>
-            <w:pPr>
-              <w:spacing w:beforeLines="25" w:before="60" w:afterLines="25" w:after="60"/>
-              <w:jc w:val="center"/>
-              <w:rPr>
-                <w:szCs w:val="21"/>
-              </w:rPr>
-            </w:pPr>
-          </w:p>
-        </w:tc>
-        <w:tc>
-          <w:tcPr>
-            <w:tcW w:w="1470" w:type="dxa"/>
-            <w:tcBorders>
-              <w:bottom w:val="single" w:sz="4" w:space="0" w:color="auto"/>
-            </w:tcBorders>
-          </w:tcPr>
-          <w:p>
-            <w:pPr>
-              <w:spacing w:beforeLines="25" w:before="60" w:afterLines="25" w:after="60"/>
-              <w:jc w:val="center"/>
-              <w:rPr>
-                <w:szCs w:val="21"/>
-              </w:rPr>
-            </w:pPr>
-          </w:p>
-        </w:tc>
-        <w:tc>
-          <w:tcPr>
-            <w:tcW w:w="1443" w:type="dxa"/>
-            <w:tcBorders>
-              <w:bottom w:val="single" w:sz="4" w:space="0" w:color="auto"/>
-            </w:tcBorders>
-          </w:tcPr>
-          <w:p>
-            <w:pPr>
-              <w:spacing w:beforeLines="25" w:before="60" w:afterLines="25" w:after="60"/>
-              <w:jc w:val="center"/>
-              <w:rPr>
-                <w:szCs w:val="21"/>
-              </w:rPr>
-            </w:pPr>
-          </w:p>
-        </w:tc>
-        <w:tc>
-          <w:tcPr>
-            <w:tcW w:w="1444" w:type="dxa"/>
-            <w:tcBorders>
-              <w:bottom w:val="single" w:sz="4" w:space="0" w:color="auto"/>
-            </w:tcBorders>
-          </w:tcPr>
-          <w:p>
-            <w:pPr>
-              <w:spacing w:beforeLines="25" w:before="60" w:afterLines="25" w:after="60"/>
-              <w:jc w:val="center"/>
-              <w:rPr>
-                <w:szCs w:val="21"/>
-              </w:rPr>
-            </w:pPr>
-          </w:p>
-        </w:tc>
-        <w:tc>
-          <w:tcPr>
-            <w:tcW w:w="2807" w:type="dxa"/>
-            <w:tcBorders>
-              <w:bottom w:val="single" w:sz="4" w:space="0" w:color="auto"/>
-            </w:tcBorders>
-          </w:tcPr>
-          <w:p>
-            <w:pPr>
-              <w:spacing w:beforeLines="25" w:before="60" w:afterLines="25" w:after="60"/>
-              <w:rPr>
-                <w:szCs w:val="21"/>
-              </w:rPr>
-            </w:pPr>
-          </w:p>
-        </w:tc>
-      </w:tr>
-      <w:tr>
-        <w:trPr>
-          <w:trHeight w:val="321"/>
-        </w:trPr>
-        <w:tc>
-          <w:tcPr>
-            <w:tcW w:w="1341" w:type="dxa"/>
-            <w:tcBorders>
-              <w:bottom w:val="single" w:sz="4" w:space="0" w:color="auto"/>
-            </w:tcBorders>
-          </w:tcPr>
-          <w:p>
-            <w:pPr>
-              <w:spacing w:beforeLines="25" w:before="60" w:afterLines="25" w:after="60"/>
-              <w:jc w:val="center"/>
-              <w:rPr>
-                <w:szCs w:val="21"/>
-              </w:rPr>
-            </w:pPr>
-          </w:p>
-        </w:tc>
-        <w:tc>
-          <w:tcPr>
-            <w:tcW w:w="1470" w:type="dxa"/>
-            <w:tcBorders>
-              <w:bottom w:val="single" w:sz="4" w:space="0" w:color="auto"/>
-            </w:tcBorders>
-          </w:tcPr>
-          <w:p>
-            <w:pPr>
-              <w:spacing w:beforeLines="25" w:before="60" w:afterLines="25" w:after="60"/>
-              <w:jc w:val="center"/>
-              <w:rPr>
-                <w:szCs w:val="21"/>
-              </w:rPr>
-            </w:pPr>
-          </w:p>
-        </w:tc>
-        <w:tc>
-          <w:tcPr>
-            <w:tcW w:w="1443" w:type="dxa"/>
-            <w:tcBorders>
-              <w:bottom w:val="single" w:sz="4" w:space="0" w:color="auto"/>
-            </w:tcBorders>
-          </w:tcPr>
-          <w:p>
-            <w:pPr>
-              <w:spacing w:beforeLines="25" w:before="60" w:afterLines="25" w:after="60"/>
-              <w:jc w:val="center"/>
-              <w:rPr>
-                <w:szCs w:val="21"/>
-              </w:rPr>
-            </w:pPr>
-          </w:p>
-        </w:tc>
-        <w:tc>
-          <w:tcPr>
-            <w:tcW w:w="1444" w:type="dxa"/>
-            <w:tcBorders>
-              <w:bottom w:val="single" w:sz="4" w:space="0" w:color="auto"/>
-            </w:tcBorders>
-          </w:tcPr>
-          <w:p>
-            <w:pPr>
-              <w:spacing w:beforeLines="25" w:before="60" w:afterLines="25" w:after="60"/>
-              <w:jc w:val="center"/>
-              <w:rPr>
-                <w:szCs w:val="21"/>
-              </w:rPr>
-            </w:pPr>
-          </w:p>
-        </w:tc>
-        <w:tc>
-          <w:tcPr>
-            <w:tcW w:w="2807" w:type="dxa"/>
-            <w:tcBorders>
-              <w:bottom w:val="single" w:sz="4" w:space="0" w:color="auto"/>
-            </w:tcBorders>
-          </w:tcPr>
-          <w:p>
-            <w:pPr>
-              <w:spacing w:beforeLines="25" w:before="60" w:afterLines="25" w:after="60"/>
-              <w:rPr>
-                <w:szCs w:val="21"/>
-              </w:rPr>
-            </w:pPr>
-          </w:p>
-        </w:tc>
-      </w:tr>
-      <w:tr>
-        <w:trPr>
-          <w:trHeight w:val="321"/>
-        </w:trPr>
-        <w:tc>
-          <w:tcPr>
-            <w:tcW w:w="1341" w:type="dxa"/>
-            <w:tcBorders>
-              <w:bottom w:val="single" w:sz="4" w:space="0" w:color="auto"/>
-            </w:tcBorders>
-          </w:tcPr>
-          <w:p>
-            <w:pPr>
-              <w:spacing w:beforeLines="25" w:before="60" w:afterLines="25" w:after="60"/>
-              <w:jc w:val="center"/>
-              <w:rPr>
-                <w:szCs w:val="21"/>
-              </w:rPr>
-            </w:pPr>
-          </w:p>
-        </w:tc>
-        <w:tc>
-          <w:tcPr>
-            <w:tcW w:w="1470" w:type="dxa"/>
-            <w:tcBorders>
-              <w:bottom w:val="single" w:sz="4" w:space="0" w:color="auto"/>
-            </w:tcBorders>
-          </w:tcPr>
-          <w:p>
-            <w:pPr>
-              <w:spacing w:beforeLines="25" w:before="60" w:afterLines="25" w:after="60"/>
-              <w:jc w:val="center"/>
-              <w:rPr>
-                <w:szCs w:val="21"/>
-              </w:rPr>
-            </w:pPr>
-          </w:p>
-        </w:tc>
-        <w:tc>
-          <w:tcPr>
-            <w:tcW w:w="1443" w:type="dxa"/>
-            <w:tcBorders>
-              <w:bottom w:val="single" w:sz="4" w:space="0" w:color="auto"/>
-            </w:tcBorders>
-          </w:tcPr>
-          <w:p>
-            <w:pPr>
-              <w:spacing w:beforeLines="25" w:before="60" w:afterLines="25" w:after="60"/>
-              <w:jc w:val="center"/>
-              <w:rPr>
-                <w:szCs w:val="21"/>
-              </w:rPr>
-            </w:pPr>
-          </w:p>
-        </w:tc>
-        <w:tc>
-          <w:tcPr>
-            <w:tcW w:w="1444" w:type="dxa"/>
-            <w:tcBorders>
-              <w:bottom w:val="single" w:sz="4" w:space="0" w:color="auto"/>
-            </w:tcBorders>
-          </w:tcPr>
-          <w:p>
-            <w:pPr>
-              <w:spacing w:beforeLines="25" w:before="60" w:afterLines="25" w:after="60"/>
-              <w:jc w:val="center"/>
-              <w:rPr>
-                <w:szCs w:val="21"/>
-              </w:rPr>
-            </w:pPr>
-          </w:p>
-        </w:tc>
-        <w:tc>
-          <w:tcPr>
-            <w:tcW w:w="2807" w:type="dxa"/>
-            <w:tcBorders>
-              <w:bottom w:val="single" w:sz="4" w:space="0" w:color="auto"/>
-            </w:tcBorders>
-          </w:tcPr>
-          <w:p>
-            <w:pPr>
-              <w:spacing w:beforeLines="25" w:before="60" w:afterLines="25" w:after="60"/>
-              <w:rPr>
-                <w:szCs w:val="21"/>
-              </w:rPr>
-            </w:pPr>
-          </w:p>
-        </w:tc>
-      </w:tr>
-      <w:tr>
-        <w:trPr>
-          <w:trHeight w:val="321"/>
-        </w:trPr>
-        <w:tc>
-          <w:tcPr>
-            <w:tcW w:w="1341" w:type="dxa"/>
-            <w:tcBorders>
-              <w:bottom w:val="single" w:sz="4" w:space="0" w:color="auto"/>
-            </w:tcBorders>
-          </w:tcPr>
-          <w:p>
-            <w:pPr>
-              <w:spacing w:beforeLines="25" w:before="60" w:afterLines="25" w:after="60"/>
-              <w:jc w:val="center"/>
-              <w:rPr>
-                <w:szCs w:val="21"/>
-              </w:rPr>
-            </w:pPr>
-          </w:p>
-        </w:tc>
-        <w:tc>
-          <w:tcPr>
-            <w:tcW w:w="1470" w:type="dxa"/>
-            <w:tcBorders>
-              <w:bottom w:val="single" w:sz="4" w:space="0" w:color="auto"/>
-            </w:tcBorders>
-          </w:tcPr>
-          <w:p>
-            <w:pPr>
-              <w:spacing w:beforeLines="25" w:before="60" w:afterLines="25" w:after="60"/>
-              <w:jc w:val="center"/>
-              <w:rPr>
-                <w:szCs w:val="21"/>
-              </w:rPr>
-            </w:pPr>
-          </w:p>
-        </w:tc>
-        <w:tc>
-          <w:tcPr>
-            <w:tcW w:w="1443" w:type="dxa"/>
-            <w:tcBorders>
-              <w:bottom w:val="single" w:sz="4" w:space="0" w:color="auto"/>
-            </w:tcBorders>
-          </w:tcPr>
-          <w:p>
-            <w:pPr>
-              <w:spacing w:beforeLines="25" w:before="60" w:afterLines="25" w:after="60"/>
-              <w:jc w:val="center"/>
-              <w:rPr>
-                <w:szCs w:val="21"/>
-              </w:rPr>
-            </w:pPr>
-          </w:p>
-        </w:tc>
-        <w:tc>
-          <w:tcPr>
-            <w:tcW w:w="1444" w:type="dxa"/>
-            <w:tcBorders>
-              <w:bottom w:val="single" w:sz="4" w:space="0" w:color="auto"/>
-            </w:tcBorders>
-          </w:tcPr>
-          <w:p>
-            <w:pPr>
-              <w:spacing w:beforeLines="25" w:before="60" w:afterLines="25" w:after="60"/>
-              <w:jc w:val="center"/>
-              <w:rPr>
-                <w:szCs w:val="21"/>
-              </w:rPr>
-            </w:pPr>
-          </w:p>
-        </w:tc>
-        <w:tc>
-          <w:tcPr>
-            <w:tcW w:w="2807" w:type="dxa"/>
-            <w:tcBorders>
-              <w:bottom w:val="single" w:sz="4" w:space="0" w:color="auto"/>
-            </w:tcBorders>
-          </w:tcPr>
-          <w:p>
-            <w:pPr>
-              <w:spacing w:beforeLines="25" w:before="60" w:afterLines="25" w:after="60"/>
-              <w:rPr>
-                <w:szCs w:val="21"/>
-              </w:rPr>
-            </w:pPr>
-          </w:p>
-        </w:tc>
-      </w:tr>
-      <w:tr>
-        <w:trPr>
-          <w:trHeight w:val="321"/>
-        </w:trPr>
-        <w:tc>
-          <w:tcPr>
-            <w:tcW w:w="1341" w:type="dxa"/>
-            <w:tcBorders>
-              <w:bottom w:val="single" w:sz="4" w:space="0" w:color="auto"/>
-            </w:tcBorders>
-          </w:tcPr>
-          <w:p>
-            <w:pPr>
-              <w:spacing w:beforeLines="25" w:before="60" w:afterLines="25" w:after="60"/>
-              <w:jc w:val="center"/>
-              <w:rPr>
-                <w:szCs w:val="21"/>
-              </w:rPr>
-            </w:pPr>
-          </w:p>
-        </w:tc>
-        <w:tc>
-          <w:tcPr>
-            <w:tcW w:w="1470" w:type="dxa"/>
-            <w:tcBorders>
-              <w:bottom w:val="single" w:sz="4" w:space="0" w:color="auto"/>
-            </w:tcBorders>
-          </w:tcPr>
-          <w:p>
-            <w:pPr>
-              <w:spacing w:beforeLines="25" w:before="60" w:afterLines="25" w:after="60"/>
-              <w:jc w:val="center"/>
-              <w:rPr>
-                <w:szCs w:val="21"/>
-              </w:rPr>
-            </w:pPr>
-          </w:p>
-        </w:tc>
-        <w:tc>
-          <w:tcPr>
-            <w:tcW w:w="1443" w:type="dxa"/>
-            <w:tcBorders>
-              <w:bottom w:val="single" w:sz="4" w:space="0" w:color="auto"/>
-            </w:tcBorders>
-          </w:tcPr>
-          <w:p>
-            <w:pPr>
-              <w:spacing w:beforeLines="25" w:before="60" w:afterLines="25" w:after="60"/>
-              <w:jc w:val="center"/>
-              <w:rPr>
-                <w:szCs w:val="21"/>
-              </w:rPr>
-            </w:pPr>
-          </w:p>
-        </w:tc>
-        <w:tc>
-          <w:tcPr>
-            <w:tcW w:w="1444" w:type="dxa"/>
-            <w:tcBorders>
-              <w:bottom w:val="single" w:sz="4" w:space="0" w:color="auto"/>
-            </w:tcBorders>
-          </w:tcPr>
-          <w:p>
-            <w:pPr>
-              <w:spacing w:beforeLines="25" w:before="60" w:afterLines="25" w:after="60"/>
-              <w:jc w:val="center"/>
-              <w:rPr>
-                <w:szCs w:val="21"/>
-              </w:rPr>
-            </w:pPr>
-          </w:p>
-        </w:tc>
-        <w:tc>
-          <w:tcPr>
-            <w:tcW w:w="2807" w:type="dxa"/>
-            <w:tcBorders>
-              <w:bottom w:val="single" w:sz="4" w:space="0" w:color="auto"/>
-            </w:tcBorders>
-          </w:tcPr>
-          <w:p>
-            <w:pPr>
-              <w:spacing w:beforeLines="25" w:before="60" w:afterLines="25" w:after="60"/>
-              <w:rPr>
-                <w:szCs w:val="21"/>
-              </w:rPr>
-            </w:pPr>
-          </w:p>
-        </w:tc>
-      </w:tr>
-      <w:tr>
-        <w:trPr>
-          <w:trHeight w:val="321"/>
-        </w:trPr>
-        <w:tc>
-          <w:tcPr>
-            <w:tcW w:w="1341" w:type="dxa"/>
-            <w:tcBorders>
-              <w:bottom w:val="single" w:sz="4" w:space="0" w:color="auto"/>
-            </w:tcBorders>
-          </w:tcPr>
-          <w:p>
-            <w:pPr>
-              <w:spacing w:beforeLines="25" w:before="60" w:afterLines="25" w:after="60"/>
-              <w:jc w:val="center"/>
-              <w:rPr>
-                <w:szCs w:val="21"/>
-              </w:rPr>
-            </w:pPr>
-          </w:p>
-        </w:tc>
-        <w:tc>
-          <w:tcPr>
-            <w:tcW w:w="1470" w:type="dxa"/>
-            <w:tcBorders>
-              <w:bottom w:val="single" w:sz="4" w:space="0" w:color="auto"/>
-            </w:tcBorders>
-          </w:tcPr>
-          <w:p>
-            <w:pPr>
-              <w:spacing w:beforeLines="25" w:before="60" w:afterLines="25" w:after="60"/>
-              <w:jc w:val="center"/>
-              <w:rPr>
-                <w:szCs w:val="21"/>
-              </w:rPr>
-            </w:pPr>
-          </w:p>
-        </w:tc>
-        <w:tc>
-          <w:tcPr>
-            <w:tcW w:w="1443" w:type="dxa"/>
-            <w:tcBorders>
-              <w:bottom w:val="single" w:sz="4" w:space="0" w:color="auto"/>
-            </w:tcBorders>
-          </w:tcPr>
-          <w:p>
-            <w:pPr>
-              <w:spacing w:beforeLines="25" w:before="60" w:afterLines="25" w:after="60"/>
-              <w:jc w:val="center"/>
-              <w:rPr>
-                <w:szCs w:val="21"/>
-              </w:rPr>
-            </w:pPr>
-          </w:p>
-        </w:tc>
-        <w:tc>
-          <w:tcPr>
-            <w:tcW w:w="1444" w:type="dxa"/>
-            <w:tcBorders>
-              <w:bottom w:val="single" w:sz="4" w:space="0" w:color="auto"/>
-            </w:tcBorders>
-          </w:tcPr>
-          <w:p>
-            <w:pPr>
-              <w:spacing w:beforeLines="25" w:before="60" w:afterLines="25" w:after="60"/>
-              <w:jc w:val="center"/>
-              <w:rPr>
-                <w:szCs w:val="21"/>
-              </w:rPr>
-            </w:pPr>
-          </w:p>
-        </w:tc>
-        <w:tc>
-          <w:tcPr>
-            <w:tcW w:w="2807" w:type="dxa"/>
-            <w:tcBorders>
-              <w:bottom w:val="single" w:sz="4" w:space="0" w:color="auto"/>
-            </w:tcBorders>
-          </w:tcPr>
-          <w:p>
-            <w:pPr>
-              <w:spacing w:beforeLines="25" w:before="60" w:afterLines="25" w:after="60"/>
-              <w:rPr>
-                <w:szCs w:val="21"/>
-              </w:rPr>
-            </w:pPr>
-          </w:p>
-        </w:tc>
-      </w:tr>
-      <w:tr>
-        <w:trPr>
-          <w:trHeight w:val="321"/>
-        </w:trPr>
-        <w:tc>
-          <w:tcPr>
-            <w:tcW w:w="1341" w:type="dxa"/>
-            <w:tcBorders>
-              <w:bottom w:val="single" w:sz="4" w:space="0" w:color="auto"/>
-            </w:tcBorders>
-          </w:tcPr>
-          <w:p>
-            <w:pPr>
-              <w:spacing w:beforeLines="25" w:before="60" w:afterLines="25" w:after="60"/>
-              <w:jc w:val="center"/>
-              <w:rPr>
-                <w:szCs w:val="21"/>
-              </w:rPr>
-            </w:pPr>
-          </w:p>
-        </w:tc>
-        <w:tc>
-          <w:tcPr>
-            <w:tcW w:w="1470" w:type="dxa"/>
-            <w:tcBorders>
-              <w:bottom w:val="single" w:sz="4" w:space="0" w:color="auto"/>
-            </w:tcBorders>
-          </w:tcPr>
-          <w:p>
-            <w:pPr>
-              <w:spacing w:beforeLines="25" w:before="60" w:afterLines="25" w:after="60"/>
-              <w:jc w:val="center"/>
-              <w:rPr>
-                <w:szCs w:val="21"/>
-              </w:rPr>
-            </w:pPr>
-          </w:p>
-        </w:tc>
-        <w:tc>
-          <w:tcPr>
-            <w:tcW w:w="1443" w:type="dxa"/>
-            <w:tcBorders>
-              <w:bottom w:val="single" w:sz="4" w:space="0" w:color="auto"/>
-            </w:tcBorders>
-          </w:tcPr>
-          <w:p>
-            <w:pPr>
-              <w:spacing w:beforeLines="25" w:before="60" w:afterLines="25" w:after="60"/>
-              <w:jc w:val="center"/>
-              <w:rPr>
-                <w:szCs w:val="21"/>
-              </w:rPr>
-            </w:pPr>
-          </w:p>
-        </w:tc>
-        <w:tc>
-          <w:tcPr>
-            <w:tcW w:w="1444" w:type="dxa"/>
-            <w:tcBorders>
-              <w:bottom w:val="single" w:sz="4" w:space="0" w:color="auto"/>
-            </w:tcBorders>
-          </w:tcPr>
-          <w:p>
-            <w:pPr>
-              <w:spacing w:beforeLines="25" w:before="60" w:afterLines="25" w:after="60"/>
-              <w:jc w:val="center"/>
-              <w:rPr>
-                <w:szCs w:val="21"/>
-              </w:rPr>
-            </w:pPr>
-          </w:p>
-        </w:tc>
-        <w:tc>
-          <w:tcPr>
-            <w:tcW w:w="2807" w:type="dxa"/>
-            <w:tcBorders>
-              <w:bottom w:val="single" w:sz="4" w:space="0" w:color="auto"/>
-            </w:tcBorders>
-          </w:tcPr>
-          <w:p>
-            <w:pPr>
-              <w:spacing w:beforeLines="25" w:before="60" w:afterLines="25" w:after="60"/>
-              <w:rPr>
-                <w:szCs w:val="21"/>
-              </w:rPr>
-            </w:pPr>
-          </w:p>
-        </w:tc>
-      </w:tr>
-      <w:tr>
-        <w:trPr>
-          <w:trHeight w:val="321"/>
-        </w:trPr>
-        <w:tc>
-          <w:tcPr>
-            <w:tcW w:w="1341" w:type="dxa"/>
-            <w:tcBorders>
-              <w:bottom w:val="single" w:sz="4" w:space="0" w:color="auto"/>
-            </w:tcBorders>
-          </w:tcPr>
-          <w:p>
-            <w:pPr>
-              <w:spacing w:beforeLines="25" w:before="60" w:afterLines="25" w:after="60"/>
-              <w:jc w:val="center"/>
-              <w:rPr>
-                <w:szCs w:val="21"/>
-              </w:rPr>
-            </w:pPr>
-          </w:p>
-        </w:tc>
-        <w:tc>
-          <w:tcPr>
-            <w:tcW w:w="1470" w:type="dxa"/>
-            <w:tcBorders>
-              <w:bottom w:val="single" w:sz="4" w:space="0" w:color="auto"/>
-            </w:tcBorders>
-          </w:tcPr>
-          <w:p>
-            <w:pPr>
-              <w:spacing w:beforeLines="25" w:before="60" w:afterLines="25" w:after="60"/>
-              <w:jc w:val="center"/>
-              <w:rPr>
-                <w:szCs w:val="21"/>
-              </w:rPr>
-            </w:pPr>
-          </w:p>
-        </w:tc>
-        <w:tc>
-          <w:tcPr>
-            <w:tcW w:w="1443" w:type="dxa"/>
-            <w:tcBorders>
-              <w:bottom w:val="single" w:sz="4" w:space="0" w:color="auto"/>
-            </w:tcBorders>
-          </w:tcPr>
-          <w:p>
-            <w:pPr>
-              <w:spacing w:beforeLines="25" w:before="60" w:afterLines="25" w:after="60"/>
-              <w:jc w:val="center"/>
-              <w:rPr>
-                <w:szCs w:val="21"/>
-              </w:rPr>
-            </w:pPr>
-          </w:p>
-        </w:tc>
-        <w:tc>
-          <w:tcPr>
-            <w:tcW w:w="1444" w:type="dxa"/>
-            <w:tcBorders>
-              <w:bottom w:val="single" w:sz="4" w:space="0" w:color="auto"/>
-            </w:tcBorders>
-          </w:tcPr>
-          <w:p>
-            <w:pPr>
-              <w:spacing w:beforeLines="25" w:before="60" w:afterLines="25" w:after="60"/>
-              <w:jc w:val="center"/>
-              <w:rPr>
-                <w:szCs w:val="21"/>
-              </w:rPr>
-            </w:pPr>
-          </w:p>
-        </w:tc>
-        <w:tc>
-          <w:tcPr>
-            <w:tcW w:w="2807" w:type="dxa"/>
-            <w:tcBorders>
-              <w:bottom w:val="single" w:sz="4" w:space="0" w:color="auto"/>
-            </w:tcBorders>
-          </w:tcPr>
-          <w:p>
-            <w:pPr>
-              <w:spacing w:beforeLines="25" w:before="60" w:afterLines="25" w:after="60"/>
-              <w:rPr>
-                <w:szCs w:val="21"/>
-              </w:rPr>
-            </w:pPr>
-          </w:p>
-        </w:tc>
-      </w:tr>
-      <w:tr>
-        <w:trPr>
-          <w:trHeight w:val="321"/>
-        </w:trPr>
-        <w:tc>
-          <w:tcPr>
-            <w:tcW w:w="1341" w:type="dxa"/>
-            <w:tcBorders>
-              <w:bottom w:val="single" w:sz="4" w:space="0" w:color="auto"/>
-            </w:tcBorders>
-          </w:tcPr>
-          <w:p>
-            <w:pPr>
-              <w:spacing w:beforeLines="25" w:before="60" w:afterLines="25" w:after="60"/>
-              <w:jc w:val="center"/>
-              <w:rPr>
-                <w:szCs w:val="21"/>
-              </w:rPr>
-            </w:pPr>
-          </w:p>
-        </w:tc>
-        <w:tc>
-          <w:tcPr>
-            <w:tcW w:w="1470" w:type="dxa"/>
-            <w:tcBorders>
-              <w:bottom w:val="single" w:sz="4" w:space="0" w:color="auto"/>
-            </w:tcBorders>
-          </w:tcPr>
-          <w:p>
-            <w:pPr>
-              <w:spacing w:beforeLines="25" w:before="60" w:afterLines="25" w:after="60"/>
-              <w:jc w:val="center"/>
-              <w:rPr>
-                <w:szCs w:val="21"/>
-              </w:rPr>
-            </w:pPr>
-          </w:p>
-        </w:tc>
-        <w:tc>
-          <w:tcPr>
-            <w:tcW w:w="1443" w:type="dxa"/>
-            <w:tcBorders>
-              <w:bottom w:val="single" w:sz="4" w:space="0" w:color="auto"/>
-            </w:tcBorders>
-          </w:tcPr>
-          <w:p>
-            <w:pPr>
-              <w:spacing w:beforeLines="25" w:before="60" w:afterLines="25" w:after="60"/>
-              <w:jc w:val="center"/>
-              <w:rPr>
-                <w:szCs w:val="21"/>
-              </w:rPr>
-            </w:pPr>
-          </w:p>
-        </w:tc>
-        <w:tc>
-          <w:tcPr>
-            <w:tcW w:w="1444" w:type="dxa"/>
-            <w:tcBorders>
-              <w:bottom w:val="single" w:sz="4" w:space="0" w:color="auto"/>
-            </w:tcBorders>
-          </w:tcPr>
-          <w:p>
-            <w:pPr>
-              <w:spacing w:beforeLines="25" w:before="60" w:afterLines="25" w:after="60"/>
-              <w:jc w:val="center"/>
-              <w:rPr>
-                <w:szCs w:val="21"/>
-              </w:rPr>
-            </w:pPr>
-          </w:p>
-        </w:tc>
-        <w:tc>
-          <w:tcPr>
-            <w:tcW w:w="2807" w:type="dxa"/>
-            <w:tcBorders>
-              <w:bottom w:val="single" w:sz="4" w:space="0" w:color="auto"/>
-            </w:tcBorders>
-          </w:tcPr>
-          <w:p>
-            <w:pPr>
-              <w:spacing w:beforeLines="25" w:before="60" w:afterLines="25" w:after="60"/>
-              <w:rPr>
-                <w:szCs w:val="21"/>
-              </w:rPr>
-            </w:pPr>
-          </w:p>
-        </w:tc>
-      </w:tr>
-      <w:tr>
-        <w:trPr>
-          <w:trHeight w:val="321"/>
-        </w:trPr>
-        <w:tc>
-          <w:tcPr>
-            <w:tcW w:w="1341" w:type="dxa"/>
-            <w:tcBorders>
-              <w:bottom w:val="single" w:sz="4" w:space="0" w:color="auto"/>
-            </w:tcBorders>
-          </w:tcPr>
-          <w:p>
-            <w:pPr>
-              <w:spacing w:beforeLines="25" w:before="60" w:afterLines="25" w:after="60"/>
-              <w:jc w:val="center"/>
-              <w:rPr>
-                <w:szCs w:val="21"/>
-              </w:rPr>
-            </w:pPr>
-          </w:p>
-        </w:tc>
-        <w:tc>
-          <w:tcPr>
-            <w:tcW w:w="1470" w:type="dxa"/>
-            <w:tcBorders>
-              <w:bottom w:val="single" w:sz="4" w:space="0" w:color="auto"/>
-            </w:tcBorders>
-          </w:tcPr>
-          <w:p>
-            <w:pPr>
-              <w:spacing w:beforeLines="25" w:before="60" w:afterLines="25" w:after="60"/>
-              <w:jc w:val="center"/>
-              <w:rPr>
-                <w:szCs w:val="21"/>
-              </w:rPr>
-            </w:pPr>
-          </w:p>
-        </w:tc>
-        <w:tc>
-          <w:tcPr>
-            <w:tcW w:w="1443" w:type="dxa"/>
-            <w:tcBorders>
-              <w:bottom w:val="single" w:sz="4" w:space="0" w:color="auto"/>
-            </w:tcBorders>
-          </w:tcPr>
-          <w:p>
-            <w:pPr>
-              <w:spacing w:beforeLines="25" w:before="60" w:afterLines="25" w:after="60"/>
-              <w:jc w:val="center"/>
-              <w:rPr>
-                <w:szCs w:val="21"/>
-              </w:rPr>
-            </w:pPr>
-          </w:p>
-        </w:tc>
-        <w:tc>
-          <w:tcPr>
-            <w:tcW w:w="1444" w:type="dxa"/>
-            <w:tcBorders>
-              <w:bottom w:val="single" w:sz="4" w:space="0" w:color="auto"/>
-            </w:tcBorders>
-          </w:tcPr>
-          <w:p>
-            <w:pPr>
-              <w:spacing w:beforeLines="25" w:before="60" w:afterLines="25" w:after="60"/>
-              <w:jc w:val="center"/>
-              <w:rPr>
-                <w:szCs w:val="21"/>
-              </w:rPr>
-            </w:pPr>
-          </w:p>
-        </w:tc>
-        <w:tc>
-          <w:tcPr>
-            <w:tcW w:w="2807" w:type="dxa"/>
-            <w:tcBorders>
-              <w:bottom w:val="single" w:sz="4" w:space="0" w:color="auto"/>
-            </w:tcBorders>
-          </w:tcPr>
-          <w:p>
-            <w:pPr>
-              <w:spacing w:beforeLines="25" w:before="60" w:afterLines="25" w:after="60"/>
-              <w:rPr>
-                <w:szCs w:val="21"/>
-              </w:rPr>
-            </w:pPr>
-          </w:p>
-        </w:tc>
-      </w:tr>
-      <w:tr>
-        <w:trPr>
-          <w:trHeight w:val="321"/>
-        </w:trPr>
-        <w:tc>
-          <w:tcPr>
-            <w:tcW w:w="1341" w:type="dxa"/>
-            <w:tcBorders>
-              <w:bottom w:val="single" w:sz="4" w:space="0" w:color="auto"/>
-            </w:tcBorders>
-          </w:tcPr>
-          <w:p>
-            <w:pPr>
-              <w:spacing w:beforeLines="25" w:before="60" w:afterLines="25" w:after="60"/>
-              <w:jc w:val="center"/>
-              <w:rPr>
-                <w:szCs w:val="21"/>
-              </w:rPr>
-            </w:pPr>
-          </w:p>
-        </w:tc>
-        <w:tc>
-          <w:tcPr>
-            <w:tcW w:w="1470" w:type="dxa"/>
-            <w:tcBorders>
-              <w:bottom w:val="single" w:sz="4" w:space="0" w:color="auto"/>
-            </w:tcBorders>
-          </w:tcPr>
-          <w:p>
-            <w:pPr>
-              <w:spacing w:beforeLines="25" w:before="60" w:afterLines="25" w:after="60"/>
-              <w:jc w:val="center"/>
-              <w:rPr>
-                <w:szCs w:val="21"/>
-              </w:rPr>
-            </w:pPr>
-          </w:p>
-        </w:tc>
-        <w:tc>
-          <w:tcPr>
-            <w:tcW w:w="1443" w:type="dxa"/>
-            <w:tcBorders>
-              <w:bottom w:val="single" w:sz="4" w:space="0" w:color="auto"/>
-            </w:tcBorders>
-          </w:tcPr>
-          <w:p>
-            <w:pPr>
-              <w:spacing w:beforeLines="25" w:before="60" w:afterLines="25" w:after="60"/>
-              <w:jc w:val="center"/>
-              <w:rPr>
-                <w:szCs w:val="21"/>
-              </w:rPr>
-            </w:pPr>
-          </w:p>
-        </w:tc>
-        <w:tc>
-          <w:tcPr>
-            <w:tcW w:w="1444" w:type="dxa"/>
-            <w:tcBorders>
-              <w:bottom w:val="single" w:sz="4" w:space="0" w:color="auto"/>
-            </w:tcBorders>
-          </w:tcPr>
-          <w:p>
-            <w:pPr>
-              <w:spacing w:beforeLines="25" w:before="60" w:afterLines="25" w:after="60"/>
-              <w:jc w:val="center"/>
-              <w:rPr>
-                <w:szCs w:val="21"/>
-              </w:rPr>
-            </w:pPr>
-          </w:p>
-        </w:tc>
-        <w:tc>
-          <w:tcPr>
-            <w:tcW w:w="2807" w:type="dxa"/>
-            <w:tcBorders>
-              <w:bottom w:val="single" w:sz="4" w:space="0" w:color="auto"/>
-            </w:tcBorders>
-          </w:tcPr>
-          <w:p>
-            <w:pPr>
-              <w:spacing w:beforeLines="25" w:before="60" w:afterLines="25" w:after="60"/>
-              <w:rPr>
-                <w:szCs w:val="21"/>
-              </w:rPr>
-            </w:pPr>
-          </w:p>
-        </w:tc>
-      </w:tr>
-      <w:tr>
-        <w:trPr>
-          <w:trHeight w:val="321"/>
-        </w:trPr>
-        <w:tc>
-          <w:tcPr>
-            <w:tcW w:w="1341" w:type="dxa"/>
-            <w:tcBorders>
-              <w:bottom w:val="single" w:sz="6" w:space="0" w:color="000000"/>
-            </w:tcBorders>
-          </w:tcPr>
-          <w:p>
-            <w:pPr>
-              <w:spacing w:beforeLines="25" w:before="60" w:afterLines="25" w:after="60"/>
-              <w:jc w:val="center"/>
-              <w:rPr>
-                <w:szCs w:val="21"/>
-              </w:rPr>
-            </w:pPr>
-          </w:p>
-        </w:tc>
-        <w:tc>
-          <w:tcPr>
-            <w:tcW w:w="1470" w:type="dxa"/>
-            <w:tcBorders>
-              <w:bottom w:val="single" w:sz="6" w:space="0" w:color="000000"/>
-            </w:tcBorders>
-          </w:tcPr>
-          <w:p>
-            <w:pPr>
-              <w:spacing w:beforeLines="25" w:before="60" w:afterLines="25" w:after="60"/>
-              <w:jc w:val="center"/>
-              <w:rPr>
-                <w:szCs w:val="21"/>
-              </w:rPr>
-            </w:pPr>
-          </w:p>
-        </w:tc>
-        <w:tc>
-          <w:tcPr>
-            <w:tcW w:w="1443" w:type="dxa"/>
-            <w:tcBorders>
-              <w:bottom w:val="single" w:sz="6" w:space="0" w:color="000000"/>
-            </w:tcBorders>
-          </w:tcPr>
-          <w:p>
-            <w:pPr>
-              <w:spacing w:beforeLines="25" w:before="60" w:afterLines="25" w:after="60"/>
-              <w:jc w:val="center"/>
-              <w:rPr>
-                <w:szCs w:val="21"/>
-              </w:rPr>
-            </w:pPr>
-          </w:p>
-        </w:tc>
-        <w:tc>
-          <w:tcPr>
-            <w:tcW w:w="1444" w:type="dxa"/>
-            <w:tcBorders>
-              <w:bottom w:val="single" w:sz="6" w:space="0" w:color="000000"/>
-            </w:tcBorders>
-          </w:tcPr>
-          <w:p>
-            <w:pPr>
-              <w:spacing w:beforeLines="25" w:before="60" w:afterLines="25" w:after="60"/>
-              <w:jc w:val="center"/>
-              <w:rPr>
-                <w:szCs w:val="21"/>
-              </w:rPr>
-            </w:pPr>
-          </w:p>
-        </w:tc>
-        <w:tc>
-          <w:tcPr>
-            <w:tcW w:w="2807" w:type="dxa"/>
-            <w:tcBorders>
-              <w:bottom w:val="single" w:sz="6" w:space="0" w:color="000000"/>
-            </w:tcBorders>
-          </w:tcPr>
-          <w:p>
-            <w:pPr>
-              <w:spacing w:beforeLines="25" w:before="60" w:afterLines="25" w:after="60"/>
-              <w:rPr>
-                <w:szCs w:val="21"/>
-              </w:rPr>
-            </w:pPr>
-          </w:p>
-        </w:tc>
-      </w:tr>
-      <w:tr>
-        <w:trPr>
-          <w:trHeight w:val="321"/>
-        </w:trPr>
-        <w:tc>
-          <w:tcPr>
-            <w:tcW w:w="1341" w:type="dxa"/>
-            <w:tcBorders>
-              <w:bottom w:val="single" w:sz="6" w:space="0" w:color="000000"/>
-            </w:tcBorders>
-          </w:tcPr>
-          <w:p>
-            <w:pPr>
-              <w:spacing w:beforeLines="25" w:before="60" w:afterLines="25" w:after="60"/>
-              <w:jc w:val="center"/>
-              <w:rPr>
-                <w:szCs w:val="21"/>
-              </w:rPr>
-            </w:pPr>
-          </w:p>
-        </w:tc>
-        <w:tc>
-          <w:tcPr>
-            <w:tcW w:w="1470" w:type="dxa"/>
-            <w:tcBorders>
-              <w:bottom w:val="single" w:sz="6" w:space="0" w:color="000000"/>
-            </w:tcBorders>
-          </w:tcPr>
-          <w:p>
-            <w:pPr>
-              <w:spacing w:beforeLines="25" w:before="60" w:afterLines="25" w:after="60"/>
-              <w:jc w:val="center"/>
-              <w:rPr>
-                <w:szCs w:val="21"/>
-              </w:rPr>
-            </w:pPr>
-          </w:p>
-        </w:tc>
-        <w:tc>
-          <w:tcPr>
-            <w:tcW w:w="1443" w:type="dxa"/>
-            <w:tcBorders>
-              <w:bottom w:val="single" w:sz="6" w:space="0" w:color="000000"/>
-            </w:tcBorders>
-          </w:tcPr>
-          <w:p>
-            <w:pPr>
-              <w:spacing w:beforeLines="25" w:before="60" w:afterLines="25" w:after="60"/>
-              <w:jc w:val="center"/>
-              <w:rPr>
-                <w:szCs w:val="21"/>
-              </w:rPr>
-            </w:pPr>
-          </w:p>
-        </w:tc>
-        <w:tc>
-          <w:tcPr>
-            <w:tcW w:w="1444" w:type="dxa"/>
-            <w:tcBorders>
-              <w:bottom w:val="single" w:sz="6" w:space="0" w:color="000000"/>
-            </w:tcBorders>
-          </w:tcPr>
-          <w:p>
-            <w:pPr>
-              <w:spacing w:beforeLines="25" w:before="60" w:afterLines="25" w:after="60"/>
-              <w:jc w:val="center"/>
-              <w:rPr>
-                <w:szCs w:val="21"/>
-              </w:rPr>
-            </w:pPr>
-          </w:p>
-        </w:tc>
-        <w:tc>
-          <w:tcPr>
-            <w:tcW w:w="2807" w:type="dxa"/>
-            <w:tcBorders>
-              <w:bottom w:val="single" w:sz="6" w:space="0" w:color="000000"/>
-            </w:tcBorders>
-          </w:tcPr>
-          <w:p>
-            <w:pPr>
-              <w:spacing w:beforeLines="25" w:before="60" w:afterLines="25" w:after="60"/>
-              <w:rPr>
-                <w:szCs w:val="21"/>
-              </w:rPr>
-            </w:pPr>
-          </w:p>
-        </w:tc>
-      </w:tr>
-      <w:tr>
-        <w:trPr>
-          <w:trHeight w:val="321"/>
-        </w:trPr>
-        <w:tc>
-          <w:tcPr>
-            <w:tcW w:w="1341" w:type="dxa"/>
-            <w:tcBorders>
-              <w:bottom w:val="single" w:sz="6" w:space="0" w:color="000000"/>
-            </w:tcBorders>
-          </w:tcPr>
-          <w:p>
-            <w:pPr>
-              <w:spacing w:beforeLines="25" w:before="60" w:afterLines="25" w:after="60"/>
-              <w:jc w:val="center"/>
-              <w:rPr>
-                <w:szCs w:val="21"/>
-              </w:rPr>
-            </w:pPr>
-          </w:p>
-        </w:tc>
-        <w:tc>
-          <w:tcPr>
-            <w:tcW w:w="1470" w:type="dxa"/>
-            <w:tcBorders>
-              <w:bottom w:val="single" w:sz="6" w:space="0" w:color="000000"/>
-            </w:tcBorders>
-          </w:tcPr>
-          <w:p>
-            <w:pPr>
-              <w:spacing w:beforeLines="25" w:before="60" w:afterLines="25" w:after="60"/>
-              <w:jc w:val="center"/>
-              <w:rPr>
-                <w:szCs w:val="21"/>
-              </w:rPr>
-            </w:pPr>
-          </w:p>
-        </w:tc>
-        <w:tc>
-          <w:tcPr>
-            <w:tcW w:w="1443" w:type="dxa"/>
-            <w:tcBorders>
-              <w:bottom w:val="single" w:sz="6" w:space="0" w:color="000000"/>
-            </w:tcBorders>
-          </w:tcPr>
-          <w:p>
-            <w:pPr>
-              <w:spacing w:beforeLines="25" w:before="60" w:afterLines="25" w:after="60"/>
-              <w:jc w:val="center"/>
-              <w:rPr>
-                <w:szCs w:val="21"/>
-              </w:rPr>
-            </w:pPr>
-          </w:p>
-        </w:tc>
-        <w:tc>
-          <w:tcPr>
-            <w:tcW w:w="1444" w:type="dxa"/>
-            <w:tcBorders>
-              <w:bottom w:val="single" w:sz="6" w:space="0" w:color="000000"/>
-            </w:tcBorders>
-          </w:tcPr>
-          <w:p>
-            <w:pPr>
-              <w:spacing w:beforeLines="25" w:before="60" w:afterLines="25" w:after="60"/>
-              <w:jc w:val="center"/>
-              <w:rPr>
-                <w:szCs w:val="21"/>
-              </w:rPr>
-            </w:pPr>
-          </w:p>
-        </w:tc>
-        <w:tc>
-          <w:tcPr>
-            <w:tcW w:w="2807" w:type="dxa"/>
-            <w:tcBorders>
-              <w:bottom w:val="single" w:sz="6" w:space="0" w:color="000000"/>
-            </w:tcBorders>
-          </w:tcPr>
-          <w:p>
-            <w:pPr>
-              <w:spacing w:beforeLines="25" w:before="60" w:afterLines="25" w:after="60"/>
-              <w:rPr>
-                <w:szCs w:val="21"/>
-              </w:rPr>
-            </w:pPr>
-          </w:p>
-        </w:tc>
-      </w:tr>
-      <w:tr>
-        <w:trPr>
-          <w:trHeight w:val="321"/>
-        </w:trPr>
-        <w:tc>
-          <w:tcPr>
-            <w:tcW w:w="1341" w:type="dxa"/>
-            <w:tcBorders>
-              <w:top w:val="single" w:sz="6" w:space="0" w:color="000000"/>
-              <w:bottom w:val="single" w:sz="12" w:space="0" w:color="000000"/>
-            </w:tcBorders>
-          </w:tcPr>
-          <w:p>
-            <w:pPr>
-              <w:spacing w:beforeLines="25" w:before="60" w:afterLines="25" w:after="60"/>
-              <w:jc w:val="center"/>
-              <w:rPr>
-                <w:szCs w:val="21"/>
-              </w:rPr>
-            </w:pPr>
-          </w:p>
-        </w:tc>
-        <w:tc>
-          <w:tcPr>
-            <w:tcW w:w="1470" w:type="dxa"/>
-            <w:tcBorders>
-              <w:top w:val="single" w:sz="6" w:space="0" w:color="000000"/>
-              <w:bottom w:val="single" w:sz="12" w:space="0" w:color="000000"/>
-            </w:tcBorders>
-          </w:tcPr>
-          <w:p>
-            <w:pPr>
-              <w:spacing w:beforeLines="25" w:before="60" w:afterLines="25" w:after="60"/>
-              <w:jc w:val="center"/>
-              <w:rPr>
-                <w:szCs w:val="21"/>
-              </w:rPr>
-            </w:pPr>
-          </w:p>
-        </w:tc>
-        <w:tc>
-          <w:tcPr>
-            <w:tcW w:w="1443" w:type="dxa"/>
-            <w:tcBorders>
-              <w:top w:val="single" w:sz="6" w:space="0" w:color="000000"/>
-              <w:bottom w:val="single" w:sz="12" w:space="0" w:color="000000"/>
-            </w:tcBorders>
-          </w:tcPr>
-          <w:p>
-            <w:pPr>
-              <w:spacing w:beforeLines="25" w:before="60" w:afterLines="25" w:after="60"/>
-              <w:jc w:val="center"/>
-              <w:rPr>
-                <w:szCs w:val="21"/>
-              </w:rPr>
-            </w:pPr>
-          </w:p>
-        </w:tc>
-        <w:tc>
-          <w:tcPr>
-            <w:tcW w:w="1444" w:type="dxa"/>
-            <w:tcBorders>
-              <w:top w:val="single" w:sz="6" w:space="0" w:color="000000"/>
-              <w:bottom w:val="single" w:sz="12" w:space="0" w:color="000000"/>
-            </w:tcBorders>
-          </w:tcPr>
-          <w:p>
-            <w:pPr>
-              <w:spacing w:beforeLines="25" w:before="60" w:afterLines="25" w:after="60"/>
-              <w:jc w:val="center"/>
-              <w:rPr>
-                <w:szCs w:val="21"/>
-              </w:rPr>
-            </w:pPr>
-          </w:p>
-        </w:tc>
-        <w:tc>
-          <w:tcPr>
-            <w:tcW w:w="2807" w:type="dxa"/>
-            <w:tcBorders>
-              <w:top w:val="single" w:sz="6" w:space="0" w:color="000000"/>
-              <w:bottom w:val="single" w:sz="12" w:space="0" w:color="000000"/>
-            </w:tcBorders>
-          </w:tcPr>
-          <w:p>
-            <w:pPr>
-              <w:spacing w:beforeLines="25" w:before="60" w:afterLines="25" w:after="60"/>
-              <w:rPr>
-                <w:szCs w:val="21"/>
-              </w:rPr>
-            </w:pPr>
-          </w:p>
-        </w:tc>
-      </w:tr>
-    </w:tbl>
-    <w:p>
-      <w:pPr>
-        <w:spacing w:beforeLines="100" w:before="240" w:afterLines="100" w:after="240" w:line="420" w:lineRule="exact"/>
-        <w:jc w:val="center"/>
-        <w:rPr>
           <w:b/>
           <w:sz w:val="30"/>
         </w:rPr>
@@ -3335,7 +835,6 @@
           <w:docGrid w:linePitch="326"/>
         </w:sectPr>
       </w:pPr>
-      <w:bookmarkStart w:id="0" w:name="_Toc130734505"/>
     </w:p>
     <w:bookmarkEnd w:id="0"/>
     <w:p>
@@ -3369,7 +868,7 @@
         </w:rPr>
       </w:pPr>
       <w:r>
-        <w:fldChar w:fldCharType="begin"/>
+        <w:fldChar w:fldCharType="begin" w:dirty="true"/>
       </w:r>
       <w:r>
         <w:instrText xml:space="preserve"> TOC \o "1-3" \h \z \u </w:instrText>
@@ -3377,908 +876,6 @@
       <w:r>
         <w:fldChar w:fldCharType="separate"/>
       </w:r>
-      <w:hyperlink w:anchor="_Toc182955956" w:history="1">
-        <w:r>
-          <w:rPr>
-            <w:rStyle w:val="ae"/>
-            <w:noProof/>
-          </w:rPr>
-          <w:t/>
-        </w:r>
-        <w:r>
-          <w:rPr>
-            <w:rStyle w:val="ae"/>
-            <w:rFonts w:hint="eastAsia"/>
-            <w:noProof/>
-          </w:rPr>
-          <w:t/>
-        </w:r>
-        <w:r>
-          <w:rPr>
-            <w:rStyle w:val="ae"/>
-            <w:noProof/>
-          </w:rPr>
-          <w:t/>
-        </w:r>
-        <w:r>
-          <w:rPr>
-            <w:noProof/>
-            <w:webHidden/>
-          </w:rPr>
-          <w:tab/>
-        </w:r>
-        <w:r>
-          <w:rPr>
-            <w:noProof/>
-            <w:webHidden/>
-          </w:rPr>
-          <w:fldChar w:fldCharType="begin"/>
-        </w:r>
-        <w:r>
-          <w:rPr>
-            <w:noProof/>
-            <w:webHidden/>
-          </w:rPr>
-          <w:instrText xml:space="preserve"> PAGEREF _Toc182955956 \h </w:instrText>
-        </w:r>
-        <w:r>
-          <w:rPr>
-            <w:noProof/>
-            <w:webHidden/>
-          </w:rPr>
-        </w:r>
-        <w:r>
-          <w:rPr>
-            <w:noProof/>
-            <w:webHidden/>
-          </w:rPr>
-          <w:fldChar w:fldCharType="separate"/>
-        </w:r>
-        <w:r>
-          <w:rPr>
-            <w:noProof/>
-            <w:webHidden/>
-          </w:rPr>
-          <w:t xml:space="preserve">1</w:t>
-        </w:r>
-        <w:r>
-          <w:rPr>
-            <w:noProof/>
-            <w:webHidden/>
-          </w:rPr>
-          <w:fldChar w:fldCharType="end"/>
-        </w:r>
-      </w:hyperlink>
-    </w:p>
-    <w:p>
-      <w:pPr>
-        <w:pStyle w:val="TOC1"/>
-        <w:tabs>
-          <w:tab w:val="left" w:pos="440"/>
-          <w:tab w:val="right" w:leader="dot" w:pos="8495"/>
-        </w:tabs>
-        <w:rPr>
-          <w:noProof/>
-        </w:rPr>
-      </w:pPr>
-      <w:hyperlink w:anchor="_Toc182955957" w:history="1">
-        <w:r>
-          <w:rPr>
-            <w:rStyle w:val="ae"/>
-            <w:noProof/>
-          </w:rPr>
-          <w:t xml:space="preserve">1</w:t>
-        </w:r>
-        <w:r>
-          <w:rPr>
-            <w:noProof/>
-          </w:rPr>
-          <w:tab/>
-        </w:r>
-        <w:r>
-          <w:rPr>
-            <w:rStyle w:val="ae"/>
-            <w:noProof/>
-          </w:rPr>
-          <w:t xml:space="preserve">第一章 表格与跨页</w:t>
-        </w:r>
-        <w:r>
-          <w:rPr>
-            <w:noProof/>
-            <w:webHidden/>
-          </w:rPr>
-          <w:tab/>
-        </w:r>
-        <w:r>
-          <w:rPr>
-            <w:noProof/>
-            <w:webHidden/>
-          </w:rPr>
-          <w:fldChar w:fldCharType="begin"/>
-        </w:r>
-        <w:r>
-          <w:rPr>
-            <w:noProof/>
-            <w:webHidden/>
-          </w:rPr>
-          <w:instrText xml:space="preserve"> PAGEREF _Toc182955957 \h </w:instrText>
-        </w:r>
-        <w:r>
-          <w:rPr>
-            <w:noProof/>
-            <w:webHidden/>
-          </w:rPr>
-        </w:r>
-        <w:r>
-          <w:rPr>
-            <w:noProof/>
-            <w:webHidden/>
-          </w:rPr>
-          <w:fldChar w:fldCharType="separate"/>
-        </w:r>
-        <w:r>
-          <w:rPr>
-            <w:noProof/>
-            <w:webHidden/>
-          </w:rPr>
-          <w:t xml:space="preserve">1</w:t>
-        </w:r>
-        <w:r>
-          <w:rPr>
-            <w:noProof/>
-            <w:webHidden/>
-          </w:rPr>
-          <w:fldChar w:fldCharType="end"/>
-        </w:r>
-      </w:hyperlink>
-    </w:p>
-    <w:p>
-      <w:pPr>
-        <w:pStyle w:val="TOC2"/>
-        <w:tabs>
-          <w:tab w:val="left" w:pos="880"/>
-          <w:tab w:val="right" w:leader="dot" w:pos="8495"/>
-        </w:tabs>
-        <w:rPr>
-          <w:noProof/>
-        </w:rPr>
-      </w:pPr>
-      <w:hyperlink w:anchor="_Toc182955958" w:history="1">
-        <w:r>
-          <w:rPr>
-            <w:rStyle w:val="ae"/>
-            <w:noProof/>
-          </w:rPr>
-          <w:t xml:space="preserve">1.1</w:t>
-        </w:r>
-        <w:r>
-          <w:rPr>
-            <w:noProof/>
-          </w:rPr>
-          <w:tab/>
-        </w:r>
-        <w:r>
-          <w:rPr>
-            <w:rStyle w:val="ae"/>
-            <w:noProof/>
-          </w:rPr>
-          <w:t xml:space="preserve">1.1 各价格带销量对比（长表 8 行）</w:t>
-        </w:r>
-        <w:r>
-          <w:rPr>
-            <w:noProof/>
-            <w:webHidden/>
-          </w:rPr>
-          <w:tab/>
-        </w:r>
-        <w:r>
-          <w:rPr>
-            <w:noProof/>
-            <w:webHidden/>
-          </w:rPr>
-          <w:fldChar w:fldCharType="begin"/>
-        </w:r>
-        <w:r>
-          <w:rPr>
-            <w:noProof/>
-            <w:webHidden/>
-          </w:rPr>
-          <w:instrText xml:space="preserve"> PAGEREF _Toc182955958 \h </w:instrText>
-        </w:r>
-        <w:r>
-          <w:rPr>
-            <w:noProof/>
-            <w:webHidden/>
-          </w:rPr>
-        </w:r>
-        <w:r>
-          <w:rPr>
-            <w:noProof/>
-            <w:webHidden/>
-          </w:rPr>
-          <w:fldChar w:fldCharType="separate"/>
-        </w:r>
-        <w:r>
-          <w:rPr>
-            <w:noProof/>
-            <w:webHidden/>
-          </w:rPr>
-          <w:t xml:space="preserve">1</w:t>
-        </w:r>
-        <w:r>
-          <w:rPr>
-            <w:noProof/>
-            <w:webHidden/>
-          </w:rPr>
-          <w:fldChar w:fldCharType="end"/>
-        </w:r>
-      </w:hyperlink>
-    </w:p>
-    <w:p>
-      <w:pPr>
-        <w:pStyle w:val="TOC1"/>
-        <w:tabs>
-          <w:tab w:val="right" w:leader="dot" w:pos="8495"/>
-        </w:tabs>
-        <w:rPr>
-          <w:noProof/>
-        </w:rPr>
-      </w:pPr>
-      <w:hyperlink w:anchor="_Toc182955959" w:history="1">
-        <w:r>
-          <w:rPr>
-            <w:rStyle w:val="ae"/>
-            <w:noProof/>
-          </w:rPr>
-          <w:t/>
-        </w:r>
-        <w:r>
-          <w:rPr>
-            <w:rStyle w:val="ae"/>
-            <w:rFonts w:hint="eastAsia"/>
-            <w:noProof/>
-          </w:rPr>
-          <w:t/>
-        </w:r>
-        <w:r>
-          <w:rPr>
-            <w:rStyle w:val="ae"/>
-            <w:noProof/>
-          </w:rPr>
-          <w:t/>
-        </w:r>
-        <w:r>
-          <w:rPr>
-            <w:noProof/>
-            <w:webHidden/>
-          </w:rPr>
-          <w:tab/>
-        </w:r>
-        <w:r>
-          <w:rPr>
-            <w:noProof/>
-            <w:webHidden/>
-          </w:rPr>
-          <w:fldChar w:fldCharType="begin"/>
-        </w:r>
-        <w:r>
-          <w:rPr>
-            <w:noProof/>
-            <w:webHidden/>
-          </w:rPr>
-          <w:instrText xml:space="preserve"> PAGEREF _Toc182955956 \h </w:instrText>
-        </w:r>
-        <w:r>
-          <w:rPr>
-            <w:noProof/>
-            <w:webHidden/>
-          </w:rPr>
-        </w:r>
-        <w:r>
-          <w:rPr>
-            <w:noProof/>
-            <w:webHidden/>
-          </w:rPr>
-          <w:fldChar w:fldCharType="separate"/>
-        </w:r>
-        <w:r>
-          <w:rPr>
-            <w:noProof/>
-            <w:webHidden/>
-          </w:rPr>
-          <w:t xml:space="preserve">1</w:t>
-        </w:r>
-        <w:r>
-          <w:rPr>
-            <w:noProof/>
-            <w:webHidden/>
-          </w:rPr>
-          <w:fldChar w:fldCharType="end"/>
-        </w:r>
-      </w:hyperlink>
-    </w:p>
-    <w:p>
-      <w:pPr>
-        <w:pStyle w:val="TOC1"/>
-        <w:tabs>
-          <w:tab w:val="left" w:pos="440"/>
-          <w:tab w:val="right" w:leader="dot" w:pos="8495"/>
-        </w:tabs>
-        <w:rPr>
-          <w:noProof/>
-        </w:rPr>
-      </w:pPr>
-      <w:hyperlink w:anchor="_Toc182955957" w:history="1">
-        <w:r>
-          <w:rPr>
-            <w:rStyle w:val="ae"/>
-            <w:noProof/>
-          </w:rPr>
-          <w:t xml:space="preserve">1</w:t>
-        </w:r>
-        <w:r>
-          <w:rPr>
-            <w:noProof/>
-          </w:rPr>
-          <w:tab/>
-        </w:r>
-        <w:r>
-          <w:rPr>
-            <w:rStyle w:val="ae"/>
-            <w:noProof/>
-          </w:rPr>
-          <w:t xml:space="preserve">第二章 插图四种分支</w:t>
-        </w:r>
-        <w:r>
-          <w:rPr>
-            <w:noProof/>
-            <w:webHidden/>
-          </w:rPr>
-          <w:tab/>
-        </w:r>
-        <w:r>
-          <w:rPr>
-            <w:noProof/>
-            <w:webHidden/>
-          </w:rPr>
-          <w:fldChar w:fldCharType="begin"/>
-        </w:r>
-        <w:r>
-          <w:rPr>
-            <w:noProof/>
-            <w:webHidden/>
-          </w:rPr>
-          <w:instrText xml:space="preserve"> PAGEREF _Toc182955957 \h </w:instrText>
-        </w:r>
-        <w:r>
-          <w:rPr>
-            <w:noProof/>
-            <w:webHidden/>
-          </w:rPr>
-        </w:r>
-        <w:r>
-          <w:rPr>
-            <w:noProof/>
-            <w:webHidden/>
-          </w:rPr>
-          <w:fldChar w:fldCharType="separate"/>
-        </w:r>
-        <w:r>
-          <w:rPr>
-            <w:noProof/>
-            <w:webHidden/>
-          </w:rPr>
-          <w:t xml:space="preserve">1</w:t>
-        </w:r>
-        <w:r>
-          <w:rPr>
-            <w:noProof/>
-            <w:webHidden/>
-          </w:rPr>
-          <w:fldChar w:fldCharType="end"/>
-        </w:r>
-      </w:hyperlink>
-    </w:p>
-    <w:p>
-      <w:pPr>
-        <w:pStyle w:val="TOC2"/>
-        <w:tabs>
-          <w:tab w:val="left" w:pos="880"/>
-          <w:tab w:val="right" w:leader="dot" w:pos="8495"/>
-        </w:tabs>
-        <w:rPr>
-          <w:noProof/>
-        </w:rPr>
-      </w:pPr>
-      <w:hyperlink w:anchor="_Toc182955958" w:history="1">
-        <w:r>
-          <w:rPr>
-            <w:rStyle w:val="ae"/>
-            <w:noProof/>
-          </w:rPr>
-          <w:t xml:space="preserve">1.1</w:t>
-        </w:r>
-        <w:r>
-          <w:rPr>
-            <w:noProof/>
-          </w:rPr>
-          <w:tab/>
-        </w:r>
-        <w:r>
-          <w:rPr>
-            <w:rStyle w:val="ae"/>
-            <w:noProof/>
-          </w:rPr>
-          <w:t xml:space="preserve">2.1 竖图（高受限）</w:t>
-        </w:r>
-        <w:r>
-          <w:rPr>
-            <w:noProof/>
-            <w:webHidden/>
-          </w:rPr>
-          <w:tab/>
-        </w:r>
-        <w:r>
-          <w:rPr>
-            <w:noProof/>
-            <w:webHidden/>
-          </w:rPr>
-          <w:fldChar w:fldCharType="begin"/>
-        </w:r>
-        <w:r>
-          <w:rPr>
-            <w:noProof/>
-            <w:webHidden/>
-          </w:rPr>
-          <w:instrText xml:space="preserve"> PAGEREF _Toc182955958 \h </w:instrText>
-        </w:r>
-        <w:r>
-          <w:rPr>
-            <w:noProof/>
-            <w:webHidden/>
-          </w:rPr>
-        </w:r>
-        <w:r>
-          <w:rPr>
-            <w:noProof/>
-            <w:webHidden/>
-          </w:rPr>
-          <w:fldChar w:fldCharType="separate"/>
-        </w:r>
-        <w:r>
-          <w:rPr>
-            <w:noProof/>
-            <w:webHidden/>
-          </w:rPr>
-          <w:t xml:space="preserve">1</w:t>
-        </w:r>
-        <w:r>
-          <w:rPr>
-            <w:noProof/>
-            <w:webHidden/>
-          </w:rPr>
-          <w:fldChar w:fldCharType="end"/>
-        </w:r>
-      </w:hyperlink>
-    </w:p>
-    <w:p>
-      <w:pPr>
-        <w:pStyle w:val="TOC2"/>
-        <w:tabs>
-          <w:tab w:val="left" w:pos="880"/>
-          <w:tab w:val="right" w:leader="dot" w:pos="8495"/>
-        </w:tabs>
-        <w:rPr>
-          <w:noProof/>
-        </w:rPr>
-      </w:pPr>
-      <w:hyperlink w:anchor="_Toc182955958" w:history="1">
-        <w:r>
-          <w:rPr>
-            <w:rStyle w:val="ae"/>
-            <w:noProof/>
-          </w:rPr>
-          <w:t xml:space="preserve">1.1</w:t>
-        </w:r>
-        <w:r>
-          <w:rPr>
-            <w:noProof/>
-          </w:rPr>
-          <w:tab/>
-        </w:r>
-        <w:r>
-          <w:rPr>
-            <w:rStyle w:val="ae"/>
-            <w:noProof/>
-          </w:rPr>
-          <w:t xml:space="preserve">2.2 横图（宽受限）</w:t>
-        </w:r>
-        <w:r>
-          <w:rPr>
-            <w:noProof/>
-            <w:webHidden/>
-          </w:rPr>
-          <w:tab/>
-        </w:r>
-        <w:r>
-          <w:rPr>
-            <w:noProof/>
-            <w:webHidden/>
-          </w:rPr>
-          <w:fldChar w:fldCharType="begin"/>
-        </w:r>
-        <w:r>
-          <w:rPr>
-            <w:noProof/>
-            <w:webHidden/>
-          </w:rPr>
-          <w:instrText xml:space="preserve"> PAGEREF _Toc182955958 \h </w:instrText>
-        </w:r>
-        <w:r>
-          <w:rPr>
-            <w:noProof/>
-            <w:webHidden/>
-          </w:rPr>
-        </w:r>
-        <w:r>
-          <w:rPr>
-            <w:noProof/>
-            <w:webHidden/>
-          </w:rPr>
-          <w:fldChar w:fldCharType="separate"/>
-        </w:r>
-        <w:r>
-          <w:rPr>
-            <w:noProof/>
-            <w:webHidden/>
-          </w:rPr>
-          <w:t xml:space="preserve">1</w:t>
-        </w:r>
-        <w:r>
-          <w:rPr>
-            <w:noProof/>
-            <w:webHidden/>
-          </w:rPr>
-          <w:fldChar w:fldCharType="end"/>
-        </w:r>
-      </w:hyperlink>
-    </w:p>
-    <w:p>
-      <w:pPr>
-        <w:pStyle w:val="TOC2"/>
-        <w:tabs>
-          <w:tab w:val="left" w:pos="880"/>
-          <w:tab w:val="right" w:leader="dot" w:pos="8495"/>
-        </w:tabs>
-        <w:rPr>
-          <w:noProof/>
-        </w:rPr>
-      </w:pPr>
-      <w:hyperlink w:anchor="_Toc182955958" w:history="1">
-        <w:r>
-          <w:rPr>
-            <w:rStyle w:val="ae"/>
-            <w:noProof/>
-          </w:rPr>
-          <w:t xml:space="preserve">1.1</w:t>
-        </w:r>
-        <w:r>
-          <w:rPr>
-            <w:noProof/>
-          </w:rPr>
-          <w:tab/>
-        </w:r>
-        <w:r>
-          <w:rPr>
-            <w:rStyle w:val="ae"/>
-            <w:noProof/>
-          </w:rPr>
-          <w:t xml:space="preserve">2.3 小图（不放大）</w:t>
-        </w:r>
-        <w:r>
-          <w:rPr>
-            <w:noProof/>
-            <w:webHidden/>
-          </w:rPr>
-          <w:tab/>
-        </w:r>
-        <w:r>
-          <w:rPr>
-            <w:noProof/>
-            <w:webHidden/>
-          </w:rPr>
-          <w:fldChar w:fldCharType="begin"/>
-        </w:r>
-        <w:r>
-          <w:rPr>
-            <w:noProof/>
-            <w:webHidden/>
-          </w:rPr>
-          <w:instrText xml:space="preserve"> PAGEREF _Toc182955958 \h </w:instrText>
-        </w:r>
-        <w:r>
-          <w:rPr>
-            <w:noProof/>
-            <w:webHidden/>
-          </w:rPr>
-        </w:r>
-        <w:r>
-          <w:rPr>
-            <w:noProof/>
-            <w:webHidden/>
-          </w:rPr>
-          <w:fldChar w:fldCharType="separate"/>
-        </w:r>
-        <w:r>
-          <w:rPr>
-            <w:noProof/>
-            <w:webHidden/>
-          </w:rPr>
-          <w:t xml:space="preserve">1</w:t>
-        </w:r>
-        <w:r>
-          <w:rPr>
-            <w:noProof/>
-            <w:webHidden/>
-          </w:rPr>
-          <w:fldChar w:fldCharType="end"/>
-        </w:r>
-      </w:hyperlink>
-    </w:p>
-    <w:p>
-      <w:pPr>
-        <w:pStyle w:val="TOC2"/>
-        <w:tabs>
-          <w:tab w:val="left" w:pos="880"/>
-          <w:tab w:val="right" w:leader="dot" w:pos="8495"/>
-        </w:tabs>
-        <w:rPr>
-          <w:noProof/>
-        </w:rPr>
-      </w:pPr>
-      <w:hyperlink w:anchor="_Toc182955958" w:history="1">
-        <w:r>
-          <w:rPr>
-            <w:rStyle w:val="ae"/>
-            <w:noProof/>
-          </w:rPr>
-          <w:t xml:space="preserve">1.1</w:t>
-        </w:r>
-        <w:r>
-          <w:rPr>
-            <w:noProof/>
-          </w:rPr>
-          <w:tab/>
-        </w:r>
-        <w:r>
-          <w:rPr>
-            <w:rStyle w:val="ae"/>
-            <w:noProof/>
-          </w:rPr>
-          <w:t xml:space="preserve">2.4 两种降级（缺失占位）</w:t>
-        </w:r>
-        <w:r>
-          <w:rPr>
-            <w:noProof/>
-            <w:webHidden/>
-          </w:rPr>
-          <w:tab/>
-        </w:r>
-        <w:r>
-          <w:rPr>
-            <w:noProof/>
-            <w:webHidden/>
-          </w:rPr>
-          <w:fldChar w:fldCharType="begin"/>
-        </w:r>
-        <w:r>
-          <w:rPr>
-            <w:noProof/>
-            <w:webHidden/>
-          </w:rPr>
-          <w:instrText xml:space="preserve"> PAGEREF _Toc182955958 \h </w:instrText>
-        </w:r>
-        <w:r>
-          <w:rPr>
-            <w:noProof/>
-            <w:webHidden/>
-          </w:rPr>
-        </w:r>
-        <w:r>
-          <w:rPr>
-            <w:noProof/>
-            <w:webHidden/>
-          </w:rPr>
-          <w:fldChar w:fldCharType="separate"/>
-        </w:r>
-        <w:r>
-          <w:rPr>
-            <w:noProof/>
-            <w:webHidden/>
-          </w:rPr>
-          <w:t xml:space="preserve">1</w:t>
-        </w:r>
-        <w:r>
-          <w:rPr>
-            <w:noProof/>
-            <w:webHidden/>
-          </w:rPr>
-          <w:fldChar w:fldCharType="end"/>
-        </w:r>
-      </w:hyperlink>
-    </w:p>
-    <w:p>
-      <w:pPr>
-        <w:pStyle w:val="TOC2"/>
-        <w:tabs>
-          <w:tab w:val="left" w:pos="880"/>
-          <w:tab w:val="right" w:leader="dot" w:pos="8495"/>
-        </w:tabs>
-        <w:rPr>
-          <w:noProof/>
-        </w:rPr>
-      </w:pPr>
-      <w:hyperlink w:anchor="_Toc182955958" w:history="1">
-        <w:r>
-          <w:rPr>
-            <w:rStyle w:val="ae"/>
-            <w:noProof/>
-          </w:rPr>
-          <w:t xml:space="preserve">1.1</w:t>
-        </w:r>
-        <w:r>
-          <w:rPr>
-            <w:noProof/>
-          </w:rPr>
-          <w:tab/>
-        </w:r>
-        <w:r>
-          <w:rPr>
-            <w:rStyle w:val="ae"/>
-            <w:noProof/>
-          </w:rPr>
-          <w:t xml:space="preserve">2.5 无块段落（对照组）</w:t>
-        </w:r>
-        <w:r>
-          <w:rPr>
-            <w:noProof/>
-            <w:webHidden/>
-          </w:rPr>
-          <w:tab/>
-        </w:r>
-        <w:r>
-          <w:rPr>
-            <w:noProof/>
-            <w:webHidden/>
-          </w:rPr>
-          <w:fldChar w:fldCharType="begin"/>
-        </w:r>
-        <w:r>
-          <w:rPr>
-            <w:noProof/>
-            <w:webHidden/>
-          </w:rPr>
-          <w:instrText xml:space="preserve"> PAGEREF _Toc182955958 \h </w:instrText>
-        </w:r>
-        <w:r>
-          <w:rPr>
-            <w:noProof/>
-            <w:webHidden/>
-          </w:rPr>
-        </w:r>
-        <w:r>
-          <w:rPr>
-            <w:noProof/>
-            <w:webHidden/>
-          </w:rPr>
-          <w:fldChar w:fldCharType="separate"/>
-        </w:r>
-        <w:r>
-          <w:rPr>
-            <w:noProof/>
-            <w:webHidden/>
-          </w:rPr>
-          <w:t xml:space="preserve">1</w:t>
-        </w:r>
-        <w:r>
-          <w:rPr>
-            <w:noProof/>
-            <w:webHidden/>
-          </w:rPr>
-          <w:fldChar w:fldCharType="end"/>
-        </w:r>
-      </w:hyperlink>
-    </w:p>
-    <w:p>
-      <w:pPr>
-        <w:pStyle w:val="TOC1"/>
-        <w:tabs>
-          <w:tab w:val="right" w:leader="dot" w:pos="8495"/>
-        </w:tabs>
-        <w:rPr>
-          <w:noProof/>
-        </w:rPr>
-      </w:pPr>
-      <w:hyperlink w:anchor="_Toc182955959" w:history="1">
-        <w:r>
-          <w:rPr>
-            <w:rStyle w:val="ae"/>
-            <w:noProof/>
-          </w:rPr>
-          <w:t/>
-        </w:r>
-        <w:r>
-          <w:rPr>
-            <w:rStyle w:val="ae"/>
-            <w:rFonts w:hint="eastAsia"/>
-            <w:noProof/>
-          </w:rPr>
-          <w:t/>
-        </w:r>
-        <w:r>
-          <w:rPr>
-            <w:rStyle w:val="ae"/>
-            <w:noProof/>
-          </w:rPr>
-          <w:t/>
-        </w:r>
-        <w:r>
-          <w:rPr>
-            <w:noProof/>
-            <w:webHidden/>
-          </w:rPr>
-          <w:tab/>
-        </w:r>
-        <w:r>
-          <w:rPr>
-            <w:noProof/>
-            <w:webHidden/>
-          </w:rPr>
-          <w:fldChar w:fldCharType="begin"/>
-        </w:r>
-        <w:r>
-          <w:rPr>
-            <w:noProof/>
-            <w:webHidden/>
-          </w:rPr>
-          <w:instrText xml:space="preserve"> PAGEREF _Toc182955959 \h </w:instrText>
-        </w:r>
-        <w:r>
-          <w:rPr>
-            <w:noProof/>
-            <w:webHidden/>
-          </w:rPr>
-        </w:r>
-        <w:r>
-          <w:rPr>
-            <w:noProof/>
-            <w:webHidden/>
-          </w:rPr>
-          <w:fldChar w:fldCharType="separate"/>
-        </w:r>
-        <w:r>
-          <w:rPr>
-            <w:noProof/>
-            <w:webHidden/>
-          </w:rPr>
-          <w:t>1</w:t>
-        </w:r>
-        <w:r>
-          <w:rPr>
-            <w:noProof/>
-            <w:webHidden/>
-          </w:rPr>
-          <w:fldChar w:fldCharType="end"/>
-        </w:r>
-      </w:hyperlink>
-    </w:p>
-    <w:p>
-      <w:pPr>
-        <w:pStyle w:val="10"/>
-        <w:tabs>
-          <w:tab w:val="right" w:leader="dot" w:pos="9345"/>
-        </w:tabs>
-      </w:pPr>
       <w:r>
         <w:fldChar w:fldCharType="end"/>
       </w:r>
@@ -4312,7 +909,6 @@
         <w:pStyle w:val="1"/>
         <w:spacing w:line="360" w:lineRule="auto"/>
       </w:pPr>
-      <w:bookmarkStart w:id="12" w:name="_Toc182955957"/>
       <w:bookmarkEnd w:id="4"/>
       <w:bookmarkEnd w:id="5"/>
       <w:bookmarkEnd w:id="6"/>
@@ -4346,7 +942,6 @@
         <w:pStyle w:val="2"/>
         <w:spacing w:line="360" w:lineRule="auto"/>
       </w:pPr>
-      <w:bookmarkStart w:id="13" w:name="_Toc182955958"/>
       <w:r>
         <w:rPr>
           <w:rFonts w:hint="eastAsia"/>
@@ -4810,7 +1405,6 @@
         <w:pStyle w:val="1"/>
         <w:spacing w:line="360" w:lineRule="auto"/>
       </w:pPr>
-      <w:bookmarkStart w:id="12" w:name="_Toc182955957"/>
       <w:bookmarkEnd w:id="4"/>
       <w:bookmarkEnd w:id="5"/>
       <w:bookmarkEnd w:id="6"/>
@@ -4844,7 +1438,6 @@
         <w:pStyle w:val="2"/>
         <w:spacing w:line="360" w:lineRule="auto"/>
       </w:pPr>
-      <w:bookmarkStart w:id="13" w:name="_Toc182955958"/>
       <w:r>
         <w:rPr>
           <w:rFonts w:hint="eastAsia"/>
@@ -4950,7 +1543,6 @@
         <w:pStyle w:val="2"/>
         <w:spacing w:line="360" w:lineRule="auto"/>
       </w:pPr>
-      <w:bookmarkStart w:id="13" w:name="_Toc182955958"/>
       <w:r>
         <w:rPr>
           <w:rFonts w:hint="eastAsia"/>
@@ -5056,7 +1648,6 @@
         <w:pStyle w:val="2"/>
         <w:spacing w:line="360" w:lineRule="auto"/>
       </w:pPr>
-      <w:bookmarkStart w:id="13" w:name="_Toc182955958"/>
       <w:r>
         <w:rPr>
           <w:rFonts w:hint="eastAsia"/>
@@ -5162,7 +1753,6 @@
         <w:pStyle w:val="2"/>
         <w:spacing w:line="360" w:lineRule="auto"/>
       </w:pPr>
-      <w:bookmarkStart w:id="13" w:name="_Toc182955958"/>
       <w:r>
         <w:rPr>
           <w:rFonts w:hint="eastAsia"/>
@@ -5289,7 +1879,6 @@
         <w:pStyle w:val="2"/>
         <w:spacing w:line="360" w:lineRule="auto"/>
       </w:pPr>
-      <w:bookmarkStart w:id="13" w:name="_Toc182955958"/>
       <w:r>
         <w:rPr>
           <w:rFonts w:hint="eastAsia"/>

--- a/.workbuddy/out/docblock-preview.docx
+++ b/.workbuddy/out/docblock-preview.docx
@@ -982,7 +982,7 @@
         <w:t>表 </w:t>
       </w:r>
       <w:r>
-        <w:fldChar w:fldCharType="begin"/>
+        <w:fldChar w:fldCharType="begin" w:dirty="true"/>
       </w:r>
       <w:r>
         <w:instrText xml:space="preserve"> SEQ 表 \* ARABIC </w:instrText>
@@ -1517,7 +1517,7 @@
         <w:t>图 </w:t>
       </w:r>
       <w:r>
-        <w:fldChar w:fldCharType="begin"/>
+        <w:fldChar w:fldCharType="begin" w:dirty="true"/>
       </w:r>
       <w:r>
         <w:instrText xml:space="preserve"> SEQ 图 \* ARABIC </w:instrText>
@@ -1622,7 +1622,7 @@
         <w:t>图 </w:t>
       </w:r>
       <w:r>
-        <w:fldChar w:fldCharType="begin"/>
+        <w:fldChar w:fldCharType="begin" w:dirty="true"/>
       </w:r>
       <w:r>
         <w:instrText xml:space="preserve"> SEQ 图 \* ARABIC </w:instrText>
@@ -1631,7 +1631,7 @@
         <w:fldChar w:fldCharType="separate"/>
       </w:r>
       <w:r>
-        <w:t>1</w:t>
+        <w:t>2</w:t>
       </w:r>
       <w:r>
         <w:fldChar w:fldCharType="end"/>
@@ -1727,7 +1727,7 @@
         <w:t>图 </w:t>
       </w:r>
       <w:r>
-        <w:fldChar w:fldCharType="begin"/>
+        <w:fldChar w:fldCharType="begin" w:dirty="true"/>
       </w:r>
       <w:r>
         <w:instrText xml:space="preserve"> SEQ 图 \* ARABIC </w:instrText>
@@ -1736,7 +1736,7 @@
         <w:fldChar w:fldCharType="separate"/>
       </w:r>
       <w:r>
-        <w:t>1</w:t>
+        <w:t>3</w:t>
       </w:r>
       <w:r>
         <w:fldChar w:fldCharType="end"/>
@@ -1790,7 +1790,7 @@
           <w:color w:val="C00000"/>
           <w:sz w:val="18"/>
         </w:rPr>
-        <w:t>［图片缺失：upload:oversize（&gt;1572864B）］</w:t>
+        <w:t>［图片缺失］</w:t>
       </w:r>
     </w:p>
     <w:p>
@@ -1806,7 +1806,7 @@
         <w:t>图 </w:t>
       </w:r>
       <w:r>
-        <w:fldChar w:fldCharType="begin"/>
+        <w:fldChar w:fldCharType="begin" w:dirty="true"/>
       </w:r>
       <w:r>
         <w:instrText xml:space="preserve"> SEQ 图 \* ARABIC </w:instrText>
@@ -1815,7 +1815,7 @@
         <w:fldChar w:fldCharType="separate"/>
       </w:r>
       <w:r>
-        <w:t>1</w:t>
+        <w:t>4</w:t>
       </w:r>
       <w:r>
         <w:fldChar w:fldCharType="end"/>
@@ -1837,7 +1837,7 @@
           <w:color w:val="C00000"/>
           <w:sz w:val="18"/>
         </w:rPr>
-        <w:t>［图片缺失：kb:不存在的文档/none.png］</w:t>
+        <w:t>［图片缺失］</w:t>
       </w:r>
     </w:p>
     <w:p>
@@ -1853,7 +1853,7 @@
         <w:t>图 </w:t>
       </w:r>
       <w:r>
-        <w:fldChar w:fldCharType="begin"/>
+        <w:fldChar w:fldCharType="begin" w:dirty="true"/>
       </w:r>
       <w:r>
         <w:instrText xml:space="preserve"> SEQ 图 \* ARABIC </w:instrText>
@@ -1862,7 +1862,7 @@
         <w:fldChar w:fldCharType="separate"/>
       </w:r>
       <w:r>
-        <w:t>1</w:t>
+        <w:t>5</w:t>
       </w:r>
       <w:r>
         <w:fldChar w:fldCharType="end"/>
@@ -4197,7 +4197,7 @@
     <w:rPr>
       <w:b/>
       <w:kern w:val="44"/>
-      <w:sz w:val="24"/>
+      <w:sz w:val="22"/>
     </w:rPr>
   </w:style>
   <w:style w:type="paragraph" w:styleId="5">
